--- a/AiMl/project summary.docx
+++ b/AiMl/project summary.docx
@@ -2,6 +2,2021 @@
 <file path=word/document.xml><?xml version="1.0" encoding="utf-8"?>
 <w:document xmlns:wpc="http://schemas.microsoft.com/office/word/2010/wordprocessingCanvas" xmlns:cx="http://schemas.microsoft.com/office/drawing/2014/chartex" xmlns:cx1="http://schemas.microsoft.com/office/drawing/2015/9/8/chartex" xmlns:cx2="http://schemas.microsoft.com/office/drawing/2015/10/21/chartex" xmlns:cx3="http://schemas.microsoft.com/office/drawing/2016/5/9/chartex" xmlns:cx4="http://schemas.microsoft.com/office/drawing/2016/5/10/chartex" xmlns:cx5="http://schemas.microsoft.com/office/drawing/2016/5/11/chartex" xmlns:cx6="http://schemas.microsoft.com/office/drawing/2016/5/12/chartex" xmlns:cx7="http://schemas.microsoft.com/office/drawing/2016/5/13/chartex" xmlns:cx8="http://schemas.microsoft.com/office/drawing/2016/5/14/chartex" xmlns:mc="http://schemas.openxmlformats.org/markup-compatibility/2006" xmlns:aink="http://schemas.microsoft.com/office/drawing/2016/ink" xmlns:am3d="http://schemas.microsoft.com/office/drawing/2017/model3d" xmlns:o="urn:schemas-microsoft-com:office:office" xmlns:oel="http://schemas.microsoft.com/office/2019/extlst" xmlns:r="http://schemas.openxmlformats.org/officeDocument/2006/relationships" xmlns:m="http://schemas.openxmlformats.org/officeDocument/2006/math" xmlns:v="urn:schemas-microsoft-com:vml" xmlns:wp14="http://schemas.microsoft.com/office/word/2010/wordprocessingDrawing" xmlns:wp="http://schemas.openxmlformats.org/drawingml/2006/wordprocessingDrawing" xmlns:w10="urn:schemas-microsoft-com:office:word" xmlns:w="http://schemas.openxmlformats.org/wordprocessingml/2006/main" xmlns:w14="http://schemas.microsoft.com/office/word/2010/wordml" xmlns:w15="http://schemas.microsoft.com/office/word/2012/wordml" xmlns:w16cex="http://schemas.microsoft.com/office/word/2018/wordml/cex" xmlns:w16cid="http://schemas.microsoft.com/office/word/2016/wordml/cid" xmlns:w16="http://schemas.microsoft.com/office/word/2018/wordml" xmlns:w16du="http://schemas.microsoft.com/office/word/2023/wordml/word16du" xmlns:w16sdtdh="http://schemas.microsoft.com/office/word/2020/wordml/sdtdatahash" xmlns:w16sdtfl="http://schemas.microsoft.com/office/word/2024/wordml/sdtformatlock" xmlns:w16se="http://schemas.microsoft.com/office/word/2015/wordml/symex" xmlns:wpg="http://schemas.microsoft.com/office/word/2010/wordprocessingGroup" xmlns:wpi="http://schemas.microsoft.com/office/word/2010/wordprocessingInk" xmlns:wne="http://schemas.microsoft.com/office/word/2006/wordml" xmlns:wps="http://schemas.microsoft.com/office/word/2010/wordprocessingShape" mc:Ignorable="w14 w15 w16se w16cid w16 w16cex w16sdtdh w16sdtfl w16du wp14">
   <w:body>
+    <w:p>
+      <w:pPr>
+        <w:spacing w:after="0" w:line="240" w:lineRule="auto"/>
+        <w:rPr>
+          <w:rFonts w:ascii="Arial" w:eastAsia="Times New Roman" w:hAnsi="Arial" w:cs="Arial"/>
+          <w:color w:val="1F1F1F"/>
+          <w:kern w:val="0"/>
+          <w:sz w:val="24"/>
+          <w:szCs w:val="24"/>
+          <w:lang w:eastAsia="en-IN" w:bidi="ar-SA"/>
+          <w14:ligatures w14:val="none"/>
+        </w:rPr>
+      </w:pPr>
+      <w:r>
+        <w:rPr>
+          <w:rFonts w:ascii="Arial" w:eastAsia="Times New Roman" w:hAnsi="Arial" w:cs="Arial"/>
+          <w:color w:val="1F1F1F"/>
+          <w:kern w:val="0"/>
+          <w:sz w:val="24"/>
+          <w:szCs w:val="24"/>
+          <w:lang w:eastAsia="en-IN" w:bidi="ar-SA"/>
+          <w14:ligatures w14:val="none"/>
+        </w:rPr>
+        <w:br/>
+      </w:r>
+    </w:p>
+    <w:p>
+      <w:pPr>
+        <w:spacing w:after="0" w:line="240" w:lineRule="auto"/>
+        <w:outlineLvl w:val="2"/>
+        <w:rPr>
+          <w:rFonts w:ascii="Arial" w:eastAsia="Times New Roman" w:hAnsi="Arial" w:cs="Arial"/>
+          <w:b/>
+          <w:bCs/>
+          <w:color w:val="1F1F1F"/>
+          <w:kern w:val="0"/>
+          <w:sz w:val="27"/>
+          <w:szCs w:val="27"/>
+          <w:lang w:eastAsia="en-IN" w:bidi="ar-SA"/>
+          <w14:ligatures w14:val="none"/>
+        </w:rPr>
+      </w:pPr>
+      <w:r>
+        <w:rPr>
+          <w:rFonts w:ascii="Arial" w:eastAsia="Times New Roman" w:hAnsi="Arial" w:cs="Arial"/>
+          <w:b/>
+          <w:bCs/>
+          <w:color w:val="1F1F1F"/>
+          <w:kern w:val="0"/>
+          <w:sz w:val="27"/>
+          <w:szCs w:val="27"/>
+          <w:lang w:eastAsia="en-IN" w:bidi="ar-SA"/>
+          <w14:ligatures w14:val="none"/>
+        </w:rPr>
+        <w:t>1. What is the Core Problem?</w:t>
+      </w:r>
+    </w:p>
+    <w:p>
+      <w:pPr>
+        <w:spacing w:after="0" w:line="240" w:lineRule="auto"/>
+        <w:rPr>
+          <w:rFonts w:ascii="Arial" w:eastAsia="Times New Roman" w:hAnsi="Arial" w:cs="Arial"/>
+          <w:color w:val="1F1F1F"/>
+          <w:kern w:val="0"/>
+          <w:sz w:val="24"/>
+          <w:szCs w:val="24"/>
+          <w:lang w:eastAsia="en-IN" w:bidi="ar-SA"/>
+          <w14:ligatures w14:val="none"/>
+        </w:rPr>
+      </w:pPr>
+      <w:r>
+        <w:rPr>
+          <w:rFonts w:ascii="Arial" w:eastAsia="Times New Roman" w:hAnsi="Arial" w:cs="Arial"/>
+          <w:color w:val="1F1F1F"/>
+          <w:kern w:val="0"/>
+          <w:sz w:val="24"/>
+          <w:szCs w:val="24"/>
+          <w:bdr w:val="none" w:sz="0" w:space="0" w:color="auto" w:frame="1"/>
+          <w:lang w:eastAsia="en-IN" w:bidi="ar-SA"/>
+          <w14:ligatures w14:val="none"/>
+        </w:rPr>
+        <w:t xml:space="preserve">When you take photos in the dark, they look underexposed and noisy. To fix this, older AI models use the </w:t>
+      </w:r>
+      <w:proofErr w:type="spellStart"/>
+      <w:r>
+        <w:rPr>
+          <w:rFonts w:ascii="Arial" w:eastAsia="Times New Roman" w:hAnsi="Arial" w:cs="Arial"/>
+          <w:b/>
+          <w:bCs/>
+          <w:color w:val="1F1F1F"/>
+          <w:kern w:val="0"/>
+          <w:sz w:val="24"/>
+          <w:szCs w:val="24"/>
+          <w:bdr w:val="none" w:sz="0" w:space="0" w:color="auto" w:frame="1"/>
+          <w:lang w:eastAsia="en-IN" w:bidi="ar-SA"/>
+          <w14:ligatures w14:val="none"/>
+        </w:rPr>
+        <w:t>Retinex</w:t>
+      </w:r>
+      <w:proofErr w:type="spellEnd"/>
+      <w:r>
+        <w:rPr>
+          <w:rFonts w:ascii="Arial" w:eastAsia="Times New Roman" w:hAnsi="Arial" w:cs="Arial"/>
+          <w:b/>
+          <w:bCs/>
+          <w:color w:val="1F1F1F"/>
+          <w:kern w:val="0"/>
+          <w:sz w:val="24"/>
+          <w:szCs w:val="24"/>
+          <w:bdr w:val="none" w:sz="0" w:space="0" w:color="auto" w:frame="1"/>
+          <w:lang w:eastAsia="en-IN" w:bidi="ar-SA"/>
+          <w14:ligatures w14:val="none"/>
+        </w:rPr>
+        <w:t xml:space="preserve"> theory</w:t>
+      </w:r>
+      <w:r>
+        <w:rPr>
+          <w:rFonts w:ascii="Arial" w:eastAsia="Times New Roman" w:hAnsi="Arial" w:cs="Arial"/>
+          <w:color w:val="1F1F1F"/>
+          <w:kern w:val="0"/>
+          <w:sz w:val="24"/>
+          <w:szCs w:val="24"/>
+          <w:bdr w:val="none" w:sz="0" w:space="0" w:color="auto" w:frame="1"/>
+          <w:lang w:eastAsia="en-IN" w:bidi="ar-SA"/>
+          <w14:ligatures w14:val="none"/>
+        </w:rPr>
+        <w:t xml:space="preserve"> (which splits an image into </w:t>
+      </w:r>
+      <w:r>
+        <w:rPr>
+          <w:rFonts w:ascii="Arial" w:eastAsia="Times New Roman" w:hAnsi="Arial" w:cs="Arial"/>
+          <w:i/>
+          <w:iCs/>
+          <w:color w:val="1F1F1F"/>
+          <w:kern w:val="0"/>
+          <w:sz w:val="24"/>
+          <w:szCs w:val="24"/>
+          <w:bdr w:val="none" w:sz="0" w:space="0" w:color="auto" w:frame="1"/>
+          <w:lang w:eastAsia="en-IN" w:bidi="ar-SA"/>
+          <w14:ligatures w14:val="none"/>
+        </w:rPr>
+        <w:t>reflectance</w:t>
+      </w:r>
+      <w:r>
+        <w:rPr>
+          <w:rFonts w:ascii="Arial" w:eastAsia="Times New Roman" w:hAnsi="Arial" w:cs="Arial"/>
+          <w:color w:val="1F1F1F"/>
+          <w:kern w:val="0"/>
+          <w:sz w:val="24"/>
+          <w:szCs w:val="24"/>
+          <w:bdr w:val="none" w:sz="0" w:space="0" w:color="auto" w:frame="1"/>
+          <w:lang w:eastAsia="en-IN" w:bidi="ar-SA"/>
+          <w14:ligatures w14:val="none"/>
+        </w:rPr>
+        <w:t xml:space="preserve"> [true </w:t>
+      </w:r>
+      <w:proofErr w:type="spellStart"/>
+      <w:r>
+        <w:rPr>
+          <w:rFonts w:ascii="Arial" w:eastAsia="Times New Roman" w:hAnsi="Arial" w:cs="Arial"/>
+          <w:color w:val="1F1F1F"/>
+          <w:kern w:val="0"/>
+          <w:sz w:val="24"/>
+          <w:szCs w:val="24"/>
+          <w:bdr w:val="none" w:sz="0" w:space="0" w:color="auto" w:frame="1"/>
+          <w:lang w:eastAsia="en-IN" w:bidi="ar-SA"/>
+          <w14:ligatures w14:val="none"/>
+        </w:rPr>
+        <w:t>colors</w:t>
+      </w:r>
+      <w:proofErr w:type="spellEnd"/>
+      <w:r>
+        <w:rPr>
+          <w:rFonts w:ascii="Arial" w:eastAsia="Times New Roman" w:hAnsi="Arial" w:cs="Arial"/>
+          <w:color w:val="1F1F1F"/>
+          <w:kern w:val="0"/>
+          <w:sz w:val="24"/>
+          <w:szCs w:val="24"/>
+          <w:bdr w:val="none" w:sz="0" w:space="0" w:color="auto" w:frame="1"/>
+          <w:lang w:eastAsia="en-IN" w:bidi="ar-SA"/>
+          <w14:ligatures w14:val="none"/>
+        </w:rPr>
+        <w:t xml:space="preserve">/details] and </w:t>
+      </w:r>
+      <w:r>
+        <w:rPr>
+          <w:rFonts w:ascii="Arial" w:eastAsia="Times New Roman" w:hAnsi="Arial" w:cs="Arial"/>
+          <w:i/>
+          <w:iCs/>
+          <w:color w:val="1F1F1F"/>
+          <w:kern w:val="0"/>
+          <w:sz w:val="24"/>
+          <w:szCs w:val="24"/>
+          <w:bdr w:val="none" w:sz="0" w:space="0" w:color="auto" w:frame="1"/>
+          <w:lang w:eastAsia="en-IN" w:bidi="ar-SA"/>
+          <w14:ligatures w14:val="none"/>
+        </w:rPr>
+        <w:t>illumination</w:t>
+      </w:r>
+      <w:r>
+        <w:rPr>
+          <w:rFonts w:ascii="Arial" w:eastAsia="Times New Roman" w:hAnsi="Arial" w:cs="Arial"/>
+          <w:color w:val="1F1F1F"/>
+          <w:kern w:val="0"/>
+          <w:sz w:val="24"/>
+          <w:szCs w:val="24"/>
+          <w:bdr w:val="none" w:sz="0" w:space="0" w:color="auto" w:frame="1"/>
+          <w:lang w:eastAsia="en-IN" w:bidi="ar-SA"/>
+          <w14:ligatures w14:val="none"/>
+        </w:rPr>
+        <w:t xml:space="preserve"> [lighting]). However, existing methods have three major flaws:</w:t>
+      </w:r>
+    </w:p>
+    <w:p>
+      <w:pPr>
+        <w:spacing w:after="0" w:line="240" w:lineRule="auto"/>
+        <w:rPr>
+          <w:rFonts w:ascii="Arial" w:eastAsia="Times New Roman" w:hAnsi="Arial" w:cs="Arial"/>
+          <w:color w:val="1F1F1F"/>
+          <w:kern w:val="0"/>
+          <w:sz w:val="24"/>
+          <w:szCs w:val="24"/>
+          <w:lang w:eastAsia="en-IN" w:bidi="ar-SA"/>
+          <w14:ligatures w14:val="none"/>
+        </w:rPr>
+      </w:pPr>
+      <w:r>
+        <w:rPr>
+          <w:rFonts w:ascii="Arial" w:eastAsia="Times New Roman" w:hAnsi="Arial" w:cs="Arial"/>
+          <w:color w:val="1F1F1F"/>
+          <w:kern w:val="0"/>
+          <w:sz w:val="24"/>
+          <w:szCs w:val="24"/>
+          <w:lang w:eastAsia="en-IN" w:bidi="ar-SA"/>
+          <w14:ligatures w14:val="none"/>
+        </w:rPr>
+        <w:br/>
+      </w:r>
+    </w:p>
+    <w:p>
+      <w:pPr>
+        <w:numPr>
+          <w:ilvl w:val="0"/>
+          <w:numId w:val="33"/>
+        </w:numPr>
+        <w:spacing w:after="0" w:line="240" w:lineRule="auto"/>
+        <w:rPr>
+          <w:rFonts w:ascii="Arial" w:eastAsia="Times New Roman" w:hAnsi="Arial" w:cs="Arial"/>
+          <w:color w:val="1F1F1F"/>
+          <w:kern w:val="0"/>
+          <w:sz w:val="24"/>
+          <w:szCs w:val="24"/>
+          <w:lang w:eastAsia="en-IN" w:bidi="ar-SA"/>
+          <w14:ligatures w14:val="none"/>
+        </w:rPr>
+      </w:pPr>
+      <w:r>
+        <w:rPr>
+          <w:rFonts w:ascii="Arial" w:eastAsia="Times New Roman" w:hAnsi="Arial" w:cs="Arial"/>
+          <w:b/>
+          <w:bCs/>
+          <w:color w:val="1F1F1F"/>
+          <w:kern w:val="0"/>
+          <w:sz w:val="24"/>
+          <w:szCs w:val="24"/>
+          <w:bdr w:val="none" w:sz="0" w:space="0" w:color="auto" w:frame="1"/>
+          <w:lang w:eastAsia="en-IN" w:bidi="ar-SA"/>
+          <w14:ligatures w14:val="none"/>
+        </w:rPr>
+        <w:t>Multi-stage mess:</w:t>
+      </w:r>
+      <w:r>
+        <w:rPr>
+          <w:rFonts w:ascii="Arial" w:eastAsia="Times New Roman" w:hAnsi="Arial" w:cs="Arial"/>
+          <w:color w:val="1F1F1F"/>
+          <w:kern w:val="0"/>
+          <w:sz w:val="24"/>
+          <w:szCs w:val="24"/>
+          <w:bdr w:val="none" w:sz="0" w:space="0" w:color="auto" w:frame="1"/>
+          <w:lang w:eastAsia="en-IN" w:bidi="ar-SA"/>
+          <w14:ligatures w14:val="none"/>
+        </w:rPr>
+        <w:t xml:space="preserve"> They use separate models to light up the image, remove noise, and fix </w:t>
+      </w:r>
+      <w:proofErr w:type="spellStart"/>
+      <w:r>
+        <w:rPr>
+          <w:rFonts w:ascii="Arial" w:eastAsia="Times New Roman" w:hAnsi="Arial" w:cs="Arial"/>
+          <w:color w:val="1F1F1F"/>
+          <w:kern w:val="0"/>
+          <w:sz w:val="24"/>
+          <w:szCs w:val="24"/>
+          <w:bdr w:val="none" w:sz="0" w:space="0" w:color="auto" w:frame="1"/>
+          <w:lang w:eastAsia="en-IN" w:bidi="ar-SA"/>
+          <w14:ligatures w14:val="none"/>
+        </w:rPr>
+        <w:t>colors</w:t>
+      </w:r>
+      <w:proofErr w:type="spellEnd"/>
+      <w:r>
+        <w:rPr>
+          <w:rFonts w:ascii="Arial" w:eastAsia="Times New Roman" w:hAnsi="Arial" w:cs="Arial"/>
+          <w:color w:val="1F1F1F"/>
+          <w:kern w:val="0"/>
+          <w:sz w:val="24"/>
+          <w:szCs w:val="24"/>
+          <w:bdr w:val="none" w:sz="0" w:space="0" w:color="auto" w:frame="1"/>
+          <w:lang w:eastAsia="en-IN" w:bidi="ar-SA"/>
+          <w14:ligatures w14:val="none"/>
+        </w:rPr>
+        <w:t xml:space="preserve"> one by one, making training tedious and slow.</w:t>
+      </w:r>
+    </w:p>
+    <w:p>
+      <w:pPr>
+        <w:spacing w:after="0" w:line="240" w:lineRule="auto"/>
+        <w:ind w:left="720"/>
+        <w:rPr>
+          <w:rFonts w:ascii="Arial" w:eastAsia="Times New Roman" w:hAnsi="Arial" w:cs="Arial"/>
+          <w:color w:val="1F1F1F"/>
+          <w:kern w:val="0"/>
+          <w:sz w:val="24"/>
+          <w:szCs w:val="24"/>
+          <w:lang w:eastAsia="en-IN" w:bidi="ar-SA"/>
+          <w14:ligatures w14:val="none"/>
+        </w:rPr>
+      </w:pPr>
+    </w:p>
+    <w:p>
+      <w:pPr>
+        <w:numPr>
+          <w:ilvl w:val="0"/>
+          <w:numId w:val="33"/>
+        </w:numPr>
+        <w:spacing w:after="0" w:line="240" w:lineRule="auto"/>
+        <w:rPr>
+          <w:rFonts w:ascii="Arial" w:eastAsia="Times New Roman" w:hAnsi="Arial" w:cs="Arial"/>
+          <w:color w:val="1F1F1F"/>
+          <w:kern w:val="0"/>
+          <w:sz w:val="24"/>
+          <w:szCs w:val="24"/>
+          <w:lang w:eastAsia="en-IN" w:bidi="ar-SA"/>
+          <w14:ligatures w14:val="none"/>
+        </w:rPr>
+      </w:pPr>
+      <w:r>
+        <w:rPr>
+          <w:rFonts w:ascii="Arial" w:eastAsia="Times New Roman" w:hAnsi="Arial" w:cs="Arial"/>
+          <w:b/>
+          <w:bCs/>
+          <w:color w:val="1F1F1F"/>
+          <w:kern w:val="0"/>
+          <w:sz w:val="24"/>
+          <w:szCs w:val="24"/>
+          <w:bdr w:val="none" w:sz="0" w:space="0" w:color="auto" w:frame="1"/>
+          <w:lang w:eastAsia="en-IN" w:bidi="ar-SA"/>
+          <w14:ligatures w14:val="none"/>
+        </w:rPr>
+        <w:t>Ignoring hidden noise:</w:t>
+      </w:r>
+      <w:r>
+        <w:rPr>
+          <w:rFonts w:ascii="Arial" w:eastAsia="Times New Roman" w:hAnsi="Arial" w:cs="Arial"/>
+          <w:color w:val="1F1F1F"/>
+          <w:kern w:val="0"/>
+          <w:sz w:val="24"/>
+          <w:szCs w:val="24"/>
+          <w:bdr w:val="none" w:sz="0" w:space="0" w:color="auto" w:frame="1"/>
+          <w:lang w:eastAsia="en-IN" w:bidi="ar-SA"/>
+          <w14:ligatures w14:val="none"/>
+        </w:rPr>
+        <w:t xml:space="preserve"> Traditional models assume the dark image is clean and only focus on fixing noise </w:t>
+      </w:r>
+      <w:r>
+        <w:rPr>
+          <w:rFonts w:ascii="Arial" w:eastAsia="Times New Roman" w:hAnsi="Arial" w:cs="Arial"/>
+          <w:i/>
+          <w:iCs/>
+          <w:color w:val="1F1F1F"/>
+          <w:kern w:val="0"/>
+          <w:sz w:val="24"/>
+          <w:szCs w:val="24"/>
+          <w:bdr w:val="none" w:sz="0" w:space="0" w:color="auto" w:frame="1"/>
+          <w:lang w:eastAsia="en-IN" w:bidi="ar-SA"/>
+          <w14:ligatures w14:val="none"/>
+        </w:rPr>
+        <w:t>after</w:t>
+      </w:r>
+      <w:r>
+        <w:rPr>
+          <w:rFonts w:ascii="Arial" w:eastAsia="Times New Roman" w:hAnsi="Arial" w:cs="Arial"/>
+          <w:color w:val="1F1F1F"/>
+          <w:kern w:val="0"/>
+          <w:sz w:val="24"/>
+          <w:szCs w:val="24"/>
+          <w:bdr w:val="none" w:sz="0" w:space="0" w:color="auto" w:frame="1"/>
+          <w:lang w:eastAsia="en-IN" w:bidi="ar-SA"/>
+          <w14:ligatures w14:val="none"/>
+        </w:rPr>
+        <w:t xml:space="preserve"> lighting it up, which actually magnifies the hidden noise and </w:t>
+      </w:r>
+      <w:proofErr w:type="spellStart"/>
+      <w:r>
+        <w:rPr>
+          <w:rFonts w:ascii="Arial" w:eastAsia="Times New Roman" w:hAnsi="Arial" w:cs="Arial"/>
+          <w:color w:val="1F1F1F"/>
+          <w:kern w:val="0"/>
+          <w:sz w:val="24"/>
+          <w:szCs w:val="24"/>
+          <w:bdr w:val="none" w:sz="0" w:space="0" w:color="auto" w:frame="1"/>
+          <w:lang w:eastAsia="en-IN" w:bidi="ar-SA"/>
+          <w14:ligatures w14:val="none"/>
+        </w:rPr>
+        <w:t>color</w:t>
+      </w:r>
+      <w:proofErr w:type="spellEnd"/>
+      <w:r>
+        <w:rPr>
+          <w:rFonts w:ascii="Arial" w:eastAsia="Times New Roman" w:hAnsi="Arial" w:cs="Arial"/>
+          <w:color w:val="1F1F1F"/>
+          <w:kern w:val="0"/>
+          <w:sz w:val="24"/>
+          <w:szCs w:val="24"/>
+          <w:bdr w:val="none" w:sz="0" w:space="0" w:color="auto" w:frame="1"/>
+          <w:lang w:eastAsia="en-IN" w:bidi="ar-SA"/>
+          <w14:ligatures w14:val="none"/>
+        </w:rPr>
+        <w:t xml:space="preserve"> distortions.</w:t>
+      </w:r>
+    </w:p>
+    <w:p>
+      <w:pPr>
+        <w:spacing w:after="0" w:line="240" w:lineRule="auto"/>
+        <w:ind w:left="720"/>
+        <w:rPr>
+          <w:rFonts w:ascii="Arial" w:eastAsia="Times New Roman" w:hAnsi="Arial" w:cs="Arial"/>
+          <w:color w:val="1F1F1F"/>
+          <w:kern w:val="0"/>
+          <w:sz w:val="24"/>
+          <w:szCs w:val="24"/>
+          <w:lang w:eastAsia="en-IN" w:bidi="ar-SA"/>
+          <w14:ligatures w14:val="none"/>
+        </w:rPr>
+      </w:pPr>
+    </w:p>
+    <w:p>
+      <w:pPr>
+        <w:numPr>
+          <w:ilvl w:val="0"/>
+          <w:numId w:val="33"/>
+        </w:numPr>
+        <w:spacing w:after="0" w:line="240" w:lineRule="auto"/>
+        <w:rPr>
+          <w:rFonts w:ascii="Arial" w:eastAsia="Times New Roman" w:hAnsi="Arial" w:cs="Arial"/>
+          <w:color w:val="1F1F1F"/>
+          <w:kern w:val="0"/>
+          <w:sz w:val="24"/>
+          <w:szCs w:val="24"/>
+          <w:lang w:eastAsia="en-IN" w:bidi="ar-SA"/>
+          <w14:ligatures w14:val="none"/>
+        </w:rPr>
+      </w:pPr>
+      <w:r>
+        <w:rPr>
+          <w:rFonts w:ascii="Arial" w:eastAsia="Times New Roman" w:hAnsi="Arial" w:cs="Arial"/>
+          <w:b/>
+          <w:bCs/>
+          <w:color w:val="1F1F1F"/>
+          <w:kern w:val="0"/>
+          <w:sz w:val="24"/>
+          <w:szCs w:val="24"/>
+          <w:bdr w:val="none" w:sz="0" w:space="0" w:color="auto" w:frame="1"/>
+          <w:lang w:eastAsia="en-IN" w:bidi="ar-SA"/>
+          <w14:ligatures w14:val="none"/>
+        </w:rPr>
+        <w:t>Limitations of CNNs:</w:t>
+      </w:r>
+      <w:r>
+        <w:rPr>
+          <w:rFonts w:ascii="Arial" w:eastAsia="Times New Roman" w:hAnsi="Arial" w:cs="Arial"/>
+          <w:color w:val="1F1F1F"/>
+          <w:kern w:val="0"/>
+          <w:sz w:val="24"/>
+          <w:szCs w:val="24"/>
+          <w:bdr w:val="none" w:sz="0" w:space="0" w:color="auto" w:frame="1"/>
+          <w:lang w:eastAsia="en-IN" w:bidi="ar-SA"/>
+          <w14:ligatures w14:val="none"/>
+        </w:rPr>
+        <w:t xml:space="preserve"> Old models use Convolutional Neural Networks (CNNs), which struggle to capture </w:t>
+      </w:r>
+      <w:r>
+        <w:rPr>
+          <w:rFonts w:ascii="Arial" w:eastAsia="Times New Roman" w:hAnsi="Arial" w:cs="Arial"/>
+          <w:b/>
+          <w:bCs/>
+          <w:color w:val="1F1F1F"/>
+          <w:kern w:val="0"/>
+          <w:sz w:val="24"/>
+          <w:szCs w:val="24"/>
+          <w:bdr w:val="none" w:sz="0" w:space="0" w:color="auto" w:frame="1"/>
+          <w:lang w:eastAsia="en-IN" w:bidi="ar-SA"/>
+          <w14:ligatures w14:val="none"/>
+        </w:rPr>
+        <w:t>long-range dependencies</w:t>
+      </w:r>
+      <w:r>
+        <w:rPr>
+          <w:rFonts w:ascii="Arial" w:eastAsia="Times New Roman" w:hAnsi="Arial" w:cs="Arial"/>
+          <w:color w:val="1F1F1F"/>
+          <w:kern w:val="0"/>
+          <w:sz w:val="24"/>
+          <w:szCs w:val="24"/>
+          <w:bdr w:val="none" w:sz="0" w:space="0" w:color="auto" w:frame="1"/>
+          <w:lang w:eastAsia="en-IN" w:bidi="ar-SA"/>
+          <w14:ligatures w14:val="none"/>
+        </w:rPr>
+        <w:t xml:space="preserve"> (how different parts of an image relate to each other). While modern Transformers can solve this, they are computationally too heavy for high-resolution images.</w:t>
+      </w:r>
+    </w:p>
+    <w:p>
+      <w:pPr>
+        <w:spacing w:after="0" w:line="240" w:lineRule="auto"/>
+        <w:ind w:left="720"/>
+        <w:rPr>
+          <w:rFonts w:ascii="Arial" w:eastAsia="Times New Roman" w:hAnsi="Arial" w:cs="Arial"/>
+          <w:color w:val="1F1F1F"/>
+          <w:kern w:val="0"/>
+          <w:sz w:val="24"/>
+          <w:szCs w:val="24"/>
+          <w:lang w:eastAsia="en-IN" w:bidi="ar-SA"/>
+          <w14:ligatures w14:val="none"/>
+        </w:rPr>
+      </w:pPr>
+    </w:p>
+    <w:p>
+      <w:pPr>
+        <w:spacing w:after="0" w:line="240" w:lineRule="auto"/>
+        <w:outlineLvl w:val="2"/>
+        <w:rPr>
+          <w:rFonts w:ascii="Arial" w:eastAsia="Times New Roman" w:hAnsi="Arial" w:cs="Arial"/>
+          <w:b/>
+          <w:bCs/>
+          <w:color w:val="1F1F1F"/>
+          <w:kern w:val="0"/>
+          <w:sz w:val="27"/>
+          <w:szCs w:val="27"/>
+          <w:lang w:eastAsia="en-IN" w:bidi="ar-SA"/>
+          <w14:ligatures w14:val="none"/>
+        </w:rPr>
+      </w:pPr>
+      <w:r>
+        <w:rPr>
+          <w:rFonts w:ascii="Arial" w:eastAsia="Times New Roman" w:hAnsi="Arial" w:cs="Arial"/>
+          <w:b/>
+          <w:bCs/>
+          <w:color w:val="1F1F1F"/>
+          <w:kern w:val="0"/>
+          <w:sz w:val="27"/>
+          <w:szCs w:val="27"/>
+          <w:lang w:eastAsia="en-IN" w:bidi="ar-SA"/>
+          <w14:ligatures w14:val="none"/>
+        </w:rPr>
+        <w:t>2. What is the Main Solution? (</w:t>
+      </w:r>
+      <w:proofErr w:type="spellStart"/>
+      <w:r>
+        <w:rPr>
+          <w:rFonts w:ascii="Arial" w:eastAsia="Times New Roman" w:hAnsi="Arial" w:cs="Arial"/>
+          <w:b/>
+          <w:bCs/>
+          <w:color w:val="1F1F1F"/>
+          <w:kern w:val="0"/>
+          <w:sz w:val="27"/>
+          <w:szCs w:val="27"/>
+          <w:lang w:eastAsia="en-IN" w:bidi="ar-SA"/>
+          <w14:ligatures w14:val="none"/>
+        </w:rPr>
+        <w:t>Retinexformer</w:t>
+      </w:r>
+      <w:proofErr w:type="spellEnd"/>
+      <w:r>
+        <w:rPr>
+          <w:rFonts w:ascii="Arial" w:eastAsia="Times New Roman" w:hAnsi="Arial" w:cs="Arial"/>
+          <w:b/>
+          <w:bCs/>
+          <w:color w:val="1F1F1F"/>
+          <w:kern w:val="0"/>
+          <w:sz w:val="27"/>
+          <w:szCs w:val="27"/>
+          <w:lang w:eastAsia="en-IN" w:bidi="ar-SA"/>
+          <w14:ligatures w14:val="none"/>
+        </w:rPr>
+        <w:t>)</w:t>
+      </w:r>
+    </w:p>
+    <w:p>
+      <w:pPr>
+        <w:spacing w:after="0" w:line="240" w:lineRule="auto"/>
+        <w:rPr>
+          <w:rFonts w:ascii="Arial" w:eastAsia="Times New Roman" w:hAnsi="Arial" w:cs="Arial"/>
+          <w:color w:val="1F1F1F"/>
+          <w:kern w:val="0"/>
+          <w:sz w:val="24"/>
+          <w:szCs w:val="24"/>
+          <w:lang w:eastAsia="en-IN" w:bidi="ar-SA"/>
+          <w14:ligatures w14:val="none"/>
+        </w:rPr>
+      </w:pPr>
+      <w:r>
+        <w:rPr>
+          <w:rFonts w:ascii="Arial" w:eastAsia="Times New Roman" w:hAnsi="Arial" w:cs="Arial"/>
+          <w:color w:val="1F1F1F"/>
+          <w:kern w:val="0"/>
+          <w:sz w:val="24"/>
+          <w:szCs w:val="24"/>
+          <w:bdr w:val="none" w:sz="0" w:space="0" w:color="auto" w:frame="1"/>
+          <w:lang w:eastAsia="en-IN" w:bidi="ar-SA"/>
+          <w14:ligatures w14:val="none"/>
+        </w:rPr>
+        <w:t xml:space="preserve">The authors proposed </w:t>
+      </w:r>
+      <w:proofErr w:type="spellStart"/>
+      <w:r>
+        <w:rPr>
+          <w:rFonts w:ascii="Arial" w:eastAsia="Times New Roman" w:hAnsi="Arial" w:cs="Arial"/>
+          <w:b/>
+          <w:bCs/>
+          <w:color w:val="1F1F1F"/>
+          <w:kern w:val="0"/>
+          <w:sz w:val="24"/>
+          <w:szCs w:val="24"/>
+          <w:bdr w:val="none" w:sz="0" w:space="0" w:color="auto" w:frame="1"/>
+          <w:lang w:eastAsia="en-IN" w:bidi="ar-SA"/>
+          <w14:ligatures w14:val="none"/>
+        </w:rPr>
+        <w:t>Retinexformer</w:t>
+      </w:r>
+      <w:proofErr w:type="spellEnd"/>
+      <w:r>
+        <w:rPr>
+          <w:rFonts w:ascii="Arial" w:eastAsia="Times New Roman" w:hAnsi="Arial" w:cs="Arial"/>
+          <w:color w:val="1F1F1F"/>
+          <w:kern w:val="0"/>
+          <w:sz w:val="24"/>
+          <w:szCs w:val="24"/>
+          <w:bdr w:val="none" w:sz="0" w:space="0" w:color="auto" w:frame="1"/>
+          <w:lang w:eastAsia="en-IN" w:bidi="ar-SA"/>
+          <w14:ligatures w14:val="none"/>
+        </w:rPr>
+        <w:t>, a new model built on two main ideas:</w:t>
+      </w:r>
+    </w:p>
+    <w:p>
+      <w:pPr>
+        <w:spacing w:after="0" w:line="240" w:lineRule="auto"/>
+        <w:rPr>
+          <w:rFonts w:ascii="Arial" w:eastAsia="Times New Roman" w:hAnsi="Arial" w:cs="Arial"/>
+          <w:color w:val="1F1F1F"/>
+          <w:kern w:val="0"/>
+          <w:sz w:val="24"/>
+          <w:szCs w:val="24"/>
+          <w:lang w:eastAsia="en-IN" w:bidi="ar-SA"/>
+          <w14:ligatures w14:val="none"/>
+        </w:rPr>
+      </w:pPr>
+      <w:r>
+        <w:rPr>
+          <w:rFonts w:ascii="Arial" w:eastAsia="Times New Roman" w:hAnsi="Arial" w:cs="Arial"/>
+          <w:color w:val="1F1F1F"/>
+          <w:kern w:val="0"/>
+          <w:sz w:val="24"/>
+          <w:szCs w:val="24"/>
+          <w:lang w:eastAsia="en-IN" w:bidi="ar-SA"/>
+          <w14:ligatures w14:val="none"/>
+        </w:rPr>
+        <w:br/>
+      </w:r>
+    </w:p>
+    <w:p>
+      <w:pPr>
+        <w:numPr>
+          <w:ilvl w:val="0"/>
+          <w:numId w:val="34"/>
+        </w:numPr>
+        <w:spacing w:after="0" w:line="240" w:lineRule="auto"/>
+        <w:rPr>
+          <w:rFonts w:ascii="Arial" w:eastAsia="Times New Roman" w:hAnsi="Arial" w:cs="Arial"/>
+          <w:color w:val="1F1F1F"/>
+          <w:kern w:val="0"/>
+          <w:sz w:val="24"/>
+          <w:szCs w:val="24"/>
+          <w:lang w:eastAsia="en-IN" w:bidi="ar-SA"/>
+          <w14:ligatures w14:val="none"/>
+        </w:rPr>
+      </w:pPr>
+      <w:r>
+        <w:rPr>
+          <w:rFonts w:ascii="Arial" w:eastAsia="Times New Roman" w:hAnsi="Arial" w:cs="Arial"/>
+          <w:b/>
+          <w:bCs/>
+          <w:color w:val="1F1F1F"/>
+          <w:kern w:val="0"/>
+          <w:sz w:val="24"/>
+          <w:szCs w:val="24"/>
+          <w:bdr w:val="none" w:sz="0" w:space="0" w:color="auto" w:frame="1"/>
+          <w:lang w:eastAsia="en-IN" w:bidi="ar-SA"/>
+          <w14:ligatures w14:val="none"/>
+        </w:rPr>
+        <w:t>One-stage Framework (ORF):</w:t>
+      </w:r>
+      <w:r>
+        <w:rPr>
+          <w:rFonts w:ascii="Arial" w:eastAsia="Times New Roman" w:hAnsi="Arial" w:cs="Arial"/>
+          <w:color w:val="1F1F1F"/>
+          <w:kern w:val="0"/>
+          <w:sz w:val="24"/>
+          <w:szCs w:val="24"/>
+          <w:bdr w:val="none" w:sz="0" w:space="0" w:color="auto" w:frame="1"/>
+          <w:lang w:eastAsia="en-IN" w:bidi="ar-SA"/>
+          <w14:ligatures w14:val="none"/>
+        </w:rPr>
+        <w:t xml:space="preserve"> Instead of a multi-stage pipeline, they created a single-stage framework. It estimates a </w:t>
+      </w:r>
+      <w:r>
+        <w:rPr>
+          <w:rFonts w:ascii="Arial" w:eastAsia="Times New Roman" w:hAnsi="Arial" w:cs="Arial"/>
+          <w:b/>
+          <w:bCs/>
+          <w:color w:val="1F1F1F"/>
+          <w:kern w:val="0"/>
+          <w:sz w:val="24"/>
+          <w:szCs w:val="24"/>
+          <w:bdr w:val="none" w:sz="0" w:space="0" w:color="auto" w:frame="1"/>
+          <w:lang w:eastAsia="en-IN" w:bidi="ar-SA"/>
+          <w14:ligatures w14:val="none"/>
+        </w:rPr>
+        <w:t>light-up map</w:t>
+      </w:r>
+      <w:r>
+        <w:rPr>
+          <w:rFonts w:ascii="Arial" w:eastAsia="Times New Roman" w:hAnsi="Arial" w:cs="Arial"/>
+          <w:color w:val="1F1F1F"/>
+          <w:kern w:val="0"/>
+          <w:sz w:val="24"/>
+          <w:szCs w:val="24"/>
+          <w:bdr w:val="none" w:sz="0" w:space="0" w:color="auto" w:frame="1"/>
+          <w:lang w:eastAsia="en-IN" w:bidi="ar-SA"/>
+          <w14:ligatures w14:val="none"/>
+        </w:rPr>
+        <w:t xml:space="preserve"> to brighten the image and simultaneously handles all corruptions (noise, artifacts, </w:t>
+      </w:r>
+      <w:proofErr w:type="spellStart"/>
+      <w:r>
+        <w:rPr>
+          <w:rFonts w:ascii="Arial" w:eastAsia="Times New Roman" w:hAnsi="Arial" w:cs="Arial"/>
+          <w:color w:val="1F1F1F"/>
+          <w:kern w:val="0"/>
+          <w:sz w:val="24"/>
+          <w:szCs w:val="24"/>
+          <w:bdr w:val="none" w:sz="0" w:space="0" w:color="auto" w:frame="1"/>
+          <w:lang w:eastAsia="en-IN" w:bidi="ar-SA"/>
+          <w14:ligatures w14:val="none"/>
+        </w:rPr>
+        <w:t>color</w:t>
+      </w:r>
+      <w:proofErr w:type="spellEnd"/>
+      <w:r>
+        <w:rPr>
+          <w:rFonts w:ascii="Arial" w:eastAsia="Times New Roman" w:hAnsi="Arial" w:cs="Arial"/>
+          <w:color w:val="1F1F1F"/>
+          <w:kern w:val="0"/>
+          <w:sz w:val="24"/>
+          <w:szCs w:val="24"/>
+          <w:bdr w:val="none" w:sz="0" w:space="0" w:color="auto" w:frame="1"/>
+          <w:lang w:eastAsia="en-IN" w:bidi="ar-SA"/>
+          <w14:ligatures w14:val="none"/>
+        </w:rPr>
+        <w:t xml:space="preserve"> distortion) end-to-end. Crucially, instead of dividing by an illumination map (which crashes computers if numbers get close to zero), it multiplies by a robust light-up map.</w:t>
+      </w:r>
+    </w:p>
+    <w:p>
+      <w:pPr>
+        <w:spacing w:after="0" w:line="240" w:lineRule="auto"/>
+        <w:ind w:left="720"/>
+        <w:rPr>
+          <w:rFonts w:ascii="Arial" w:eastAsia="Times New Roman" w:hAnsi="Arial" w:cs="Arial"/>
+          <w:color w:val="1F1F1F"/>
+          <w:kern w:val="0"/>
+          <w:sz w:val="24"/>
+          <w:szCs w:val="24"/>
+          <w:lang w:eastAsia="en-IN" w:bidi="ar-SA"/>
+          <w14:ligatures w14:val="none"/>
+        </w:rPr>
+      </w:pPr>
+    </w:p>
+    <w:p>
+      <w:pPr>
+        <w:numPr>
+          <w:ilvl w:val="0"/>
+          <w:numId w:val="34"/>
+        </w:numPr>
+        <w:spacing w:after="0" w:line="240" w:lineRule="auto"/>
+        <w:rPr>
+          <w:rFonts w:ascii="Arial" w:eastAsia="Times New Roman" w:hAnsi="Arial" w:cs="Arial"/>
+          <w:color w:val="1F1F1F"/>
+          <w:kern w:val="0"/>
+          <w:sz w:val="24"/>
+          <w:szCs w:val="24"/>
+          <w:lang w:eastAsia="en-IN" w:bidi="ar-SA"/>
+          <w14:ligatures w14:val="none"/>
+        </w:rPr>
+      </w:pPr>
+      <w:r>
+        <w:rPr>
+          <w:rFonts w:ascii="Arial" w:eastAsia="Times New Roman" w:hAnsi="Arial" w:cs="Arial"/>
+          <w:b/>
+          <w:bCs/>
+          <w:color w:val="1F1F1F"/>
+          <w:kern w:val="0"/>
+          <w:sz w:val="24"/>
+          <w:szCs w:val="24"/>
+          <w:bdr w:val="none" w:sz="0" w:space="0" w:color="auto" w:frame="1"/>
+          <w:lang w:eastAsia="en-IN" w:bidi="ar-SA"/>
+          <w14:ligatures w14:val="none"/>
+        </w:rPr>
+        <w:t>Illumination-Guided Transformer (IGT):</w:t>
+      </w:r>
+      <w:r>
+        <w:rPr>
+          <w:rFonts w:ascii="Arial" w:eastAsia="Times New Roman" w:hAnsi="Arial" w:cs="Arial"/>
+          <w:color w:val="1F1F1F"/>
+          <w:kern w:val="0"/>
+          <w:sz w:val="24"/>
+          <w:szCs w:val="24"/>
+          <w:bdr w:val="none" w:sz="0" w:space="0" w:color="auto" w:frame="1"/>
+          <w:lang w:eastAsia="en-IN" w:bidi="ar-SA"/>
+          <w14:ligatures w14:val="none"/>
+        </w:rPr>
+        <w:t xml:space="preserve"> They designed a custom Transformer network where the self-attention mechanism is guided by the image's lighting information.</w:t>
+      </w:r>
+    </w:p>
+    <w:p>
+      <w:pPr>
+        <w:spacing w:after="0" w:line="240" w:lineRule="auto"/>
+        <w:ind w:left="720"/>
+        <w:rPr>
+          <w:rFonts w:ascii="Arial" w:eastAsia="Times New Roman" w:hAnsi="Arial" w:cs="Arial"/>
+          <w:color w:val="1F1F1F"/>
+          <w:kern w:val="0"/>
+          <w:sz w:val="24"/>
+          <w:szCs w:val="24"/>
+          <w:lang w:eastAsia="en-IN" w:bidi="ar-SA"/>
+          <w14:ligatures w14:val="none"/>
+        </w:rPr>
+      </w:pPr>
+      <w:r>
+        <w:rPr>
+          <w:rFonts w:ascii="Arial" w:eastAsia="Times New Roman" w:hAnsi="Arial" w:cs="Arial"/>
+          <w:color w:val="1F1F1F"/>
+          <w:kern w:val="0"/>
+          <w:sz w:val="24"/>
+          <w:szCs w:val="24"/>
+          <w:lang w:eastAsia="en-IN" w:bidi="ar-SA"/>
+          <w14:ligatures w14:val="none"/>
+        </w:rPr>
+        <w:br/>
+      </w:r>
+    </w:p>
+    <w:p>
+      <w:pPr>
+        <w:numPr>
+          <w:ilvl w:val="1"/>
+          <w:numId w:val="34"/>
+        </w:numPr>
+        <w:spacing w:after="0" w:line="240" w:lineRule="auto"/>
+        <w:rPr>
+          <w:rFonts w:ascii="Arial" w:eastAsia="Times New Roman" w:hAnsi="Arial" w:cs="Arial"/>
+          <w:color w:val="1F1F1F"/>
+          <w:kern w:val="0"/>
+          <w:sz w:val="24"/>
+          <w:szCs w:val="24"/>
+          <w:lang w:eastAsia="en-IN" w:bidi="ar-SA"/>
+          <w14:ligatures w14:val="none"/>
+        </w:rPr>
+      </w:pPr>
+      <w:r>
+        <w:rPr>
+          <w:rFonts w:ascii="Arial" w:eastAsia="Times New Roman" w:hAnsi="Arial" w:cs="Arial"/>
+          <w:b/>
+          <w:bCs/>
+          <w:color w:val="1F1F1F"/>
+          <w:kern w:val="0"/>
+          <w:sz w:val="24"/>
+          <w:szCs w:val="24"/>
+          <w:bdr w:val="none" w:sz="0" w:space="0" w:color="auto" w:frame="1"/>
+          <w:lang w:eastAsia="en-IN" w:bidi="ar-SA"/>
+          <w14:ligatures w14:val="none"/>
+        </w:rPr>
+        <w:t>Why is this special?</w:t>
+      </w:r>
+      <w:r>
+        <w:rPr>
+          <w:rFonts w:ascii="Arial" w:eastAsia="Times New Roman" w:hAnsi="Arial" w:cs="Arial"/>
+          <w:color w:val="1F1F1F"/>
+          <w:kern w:val="0"/>
+          <w:sz w:val="24"/>
+          <w:szCs w:val="24"/>
+          <w:bdr w:val="none" w:sz="0" w:space="0" w:color="auto" w:frame="1"/>
+          <w:lang w:eastAsia="en-IN" w:bidi="ar-SA"/>
+          <w14:ligatures w14:val="none"/>
+        </w:rPr>
+        <w:t xml:space="preserve"> Normal Transformers look at every pixel relative to every other pixel, which takes massive computing power (</w:t>
+      </w:r>
+      <m:oMath>
+        <m:r>
+          <m:rPr>
+            <m:scr m:val="script"/>
+            <m:sty m:val="p"/>
+          </m:rPr>
+          <w:rPr>
+            <w:rFonts w:ascii="Cambria Math" w:eastAsia="Times New Roman" w:hAnsi="Cambria Math" w:cs="Arial"/>
+            <w:color w:val="1F1F1F"/>
+            <w:kern w:val="0"/>
+            <w:sz w:val="24"/>
+            <w:szCs w:val="24"/>
+            <w:lang w:eastAsia="en-IN" w:bidi="ar-SA"/>
+            <w14:ligatures w14:val="none"/>
+          </w:rPr>
+          <m:t>O</m:t>
+        </m:r>
+        <m:sSup>
+          <m:sSupPr>
+            <m:ctrlPr>
+              <w:rPr>
+                <w:rFonts w:ascii="Cambria Math" w:eastAsia="Times New Roman" w:hAnsi="Cambria Math" w:cs="Arial"/>
+                <w:color w:val="1F1F1F"/>
+                <w:kern w:val="0"/>
+                <w:sz w:val="24"/>
+                <w:szCs w:val="24"/>
+                <w:lang w:eastAsia="en-IN" w:bidi="ar-SA"/>
+                <w14:ligatures w14:val="none"/>
+              </w:rPr>
+            </m:ctrlPr>
+          </m:sSupPr>
+          <m:e>
+            <m:d>
+              <m:dPr>
+                <m:ctrlPr>
+                  <w:rPr>
+                    <w:rFonts w:ascii="Cambria Math" w:eastAsia="Times New Roman" w:hAnsi="Cambria Math" w:cs="Arial"/>
+                    <w:color w:val="1F1F1F"/>
+                    <w:kern w:val="0"/>
+                    <w:sz w:val="24"/>
+                    <w:szCs w:val="24"/>
+                    <w:lang w:eastAsia="en-IN" w:bidi="ar-SA"/>
+                    <w14:ligatures w14:val="none"/>
+                  </w:rPr>
+                </m:ctrlPr>
+              </m:dPr>
+              <m:e>
+                <m:r>
+                  <w:rPr>
+                    <w:rFonts w:ascii="Cambria Math" w:eastAsia="Times New Roman" w:hAnsi="Cambria Math" w:cs="Arial"/>
+                    <w:color w:val="1F1F1F"/>
+                    <w:kern w:val="0"/>
+                    <w:sz w:val="24"/>
+                    <w:szCs w:val="24"/>
+                    <w:lang w:eastAsia="en-IN" w:bidi="ar-SA"/>
+                    <w14:ligatures w14:val="none"/>
+                  </w:rPr>
+                  <m:t>HW</m:t>
+                </m:r>
+              </m:e>
+            </m:d>
+          </m:e>
+          <m:sup>
+            <m:r>
+              <w:rPr>
+                <w:rFonts w:ascii="Cambria Math" w:eastAsia="Times New Roman" w:hAnsi="Cambria Math" w:cs="Arial"/>
+                <w:color w:val="1F1F1F"/>
+                <w:kern w:val="0"/>
+                <w:sz w:val="24"/>
+                <w:szCs w:val="24"/>
+                <w:lang w:eastAsia="en-IN" w:bidi="ar-SA"/>
+                <w14:ligatures w14:val="none"/>
+              </w:rPr>
+              <m:t>2</m:t>
+            </m:r>
+          </m:sup>
+        </m:sSup>
+      </m:oMath>
+      <w:r>
+        <w:rPr>
+          <w:rFonts w:ascii="Arial" w:eastAsia="Times New Roman" w:hAnsi="Arial" w:cs="Arial"/>
+          <w:color w:val="1F1F1F"/>
+          <w:kern w:val="0"/>
+          <w:sz w:val="24"/>
+          <w:szCs w:val="24"/>
+          <w:bdr w:val="none" w:sz="0" w:space="0" w:color="auto" w:frame="1"/>
+          <w:lang w:eastAsia="en-IN" w:bidi="ar-SA"/>
+          <w14:ligatures w14:val="none"/>
+        </w:rPr>
+        <w:t xml:space="preserve">). This new </w:t>
+      </w:r>
+      <w:r>
+        <w:rPr>
+          <w:rFonts w:ascii="Arial" w:eastAsia="Times New Roman" w:hAnsi="Arial" w:cs="Arial"/>
+          <w:b/>
+          <w:bCs/>
+          <w:color w:val="1F1F1F"/>
+          <w:kern w:val="0"/>
+          <w:sz w:val="24"/>
+          <w:szCs w:val="24"/>
+          <w:bdr w:val="none" w:sz="0" w:space="0" w:color="auto" w:frame="1"/>
+          <w:lang w:eastAsia="en-IN" w:bidi="ar-SA"/>
+          <w14:ligatures w14:val="none"/>
+        </w:rPr>
+        <w:t>Illumination-Guided Multi-head Self-Attention (IG-MSA)</w:t>
+      </w:r>
+      <w:r>
+        <w:rPr>
+          <w:rFonts w:ascii="Arial" w:eastAsia="Times New Roman" w:hAnsi="Arial" w:cs="Arial"/>
+          <w:color w:val="1F1F1F"/>
+          <w:kern w:val="0"/>
+          <w:sz w:val="24"/>
+          <w:szCs w:val="24"/>
+          <w:bdr w:val="none" w:sz="0" w:space="0" w:color="auto" w:frame="1"/>
+          <w:lang w:eastAsia="en-IN" w:bidi="ar-SA"/>
+          <w14:ligatures w14:val="none"/>
+        </w:rPr>
+        <w:t xml:space="preserve"> treats a whole channel feature map as a token and uses the illumination map to guide the focus. This reduces the complexity from </w:t>
+      </w:r>
+      <w:r>
+        <w:rPr>
+          <w:rFonts w:ascii="Arial" w:eastAsia="Times New Roman" w:hAnsi="Arial" w:cs="Arial"/>
+          <w:i/>
+          <w:iCs/>
+          <w:color w:val="1F1F1F"/>
+          <w:kern w:val="0"/>
+          <w:sz w:val="24"/>
+          <w:szCs w:val="24"/>
+          <w:bdr w:val="none" w:sz="0" w:space="0" w:color="auto" w:frame="1"/>
+          <w:lang w:eastAsia="en-IN" w:bidi="ar-SA"/>
+          <w14:ligatures w14:val="none"/>
+        </w:rPr>
+        <w:t>quadratic</w:t>
+      </w:r>
+      <w:r>
+        <w:rPr>
+          <w:rFonts w:ascii="Arial" w:eastAsia="Times New Roman" w:hAnsi="Arial" w:cs="Arial"/>
+          <w:color w:val="1F1F1F"/>
+          <w:kern w:val="0"/>
+          <w:sz w:val="24"/>
+          <w:szCs w:val="24"/>
+          <w:bdr w:val="none" w:sz="0" w:space="0" w:color="auto" w:frame="1"/>
+          <w:lang w:eastAsia="en-IN" w:bidi="ar-SA"/>
+          <w14:ligatures w14:val="none"/>
+        </w:rPr>
+        <w:t xml:space="preserve"> to </w:t>
+      </w:r>
+      <w:r>
+        <w:rPr>
+          <w:rFonts w:ascii="Arial" w:eastAsia="Times New Roman" w:hAnsi="Arial" w:cs="Arial"/>
+          <w:i/>
+          <w:iCs/>
+          <w:color w:val="1F1F1F"/>
+          <w:kern w:val="0"/>
+          <w:sz w:val="24"/>
+          <w:szCs w:val="24"/>
+          <w:bdr w:val="none" w:sz="0" w:space="0" w:color="auto" w:frame="1"/>
+          <w:lang w:eastAsia="en-IN" w:bidi="ar-SA"/>
+          <w14:ligatures w14:val="none"/>
+        </w:rPr>
+        <w:t>linear</w:t>
+      </w:r>
+      <w:r>
+        <w:rPr>
+          <w:rFonts w:ascii="Arial" w:eastAsia="Times New Roman" w:hAnsi="Arial" w:cs="Arial"/>
+          <w:color w:val="1F1F1F"/>
+          <w:kern w:val="0"/>
+          <w:sz w:val="24"/>
+          <w:szCs w:val="24"/>
+          <w:bdr w:val="none" w:sz="0" w:space="0" w:color="auto" w:frame="1"/>
+          <w:lang w:eastAsia="en-IN" w:bidi="ar-SA"/>
+          <w14:ligatures w14:val="none"/>
+        </w:rPr>
+        <w:t xml:space="preserve"> (</w:t>
+      </w:r>
+      <m:oMath>
+        <m:r>
+          <m:rPr>
+            <m:scr m:val="script"/>
+            <m:sty m:val="p"/>
+          </m:rPr>
+          <w:rPr>
+            <w:rFonts w:ascii="Cambria Math" w:eastAsia="Times New Roman" w:hAnsi="Cambria Math" w:cs="Arial"/>
+            <w:color w:val="1F1F1F"/>
+            <w:kern w:val="0"/>
+            <w:sz w:val="24"/>
+            <w:szCs w:val="24"/>
+            <w:lang w:eastAsia="en-IN" w:bidi="ar-SA"/>
+            <w14:ligatures w14:val="none"/>
+          </w:rPr>
+          <m:t>O</m:t>
+        </m:r>
+        <m:d>
+          <m:dPr>
+            <m:ctrlPr>
+              <w:rPr>
+                <w:rFonts w:ascii="Cambria Math" w:eastAsia="Times New Roman" w:hAnsi="Cambria Math" w:cs="Arial"/>
+                <w:color w:val="1F1F1F"/>
+                <w:kern w:val="0"/>
+                <w:sz w:val="24"/>
+                <w:szCs w:val="24"/>
+                <w:lang w:eastAsia="en-IN" w:bidi="ar-SA"/>
+                <w14:ligatures w14:val="none"/>
+              </w:rPr>
+            </m:ctrlPr>
+          </m:dPr>
+          <m:e>
+            <m:r>
+              <w:rPr>
+                <w:rFonts w:ascii="Cambria Math" w:eastAsia="Times New Roman" w:hAnsi="Cambria Math" w:cs="Arial"/>
+                <w:color w:val="1F1F1F"/>
+                <w:kern w:val="0"/>
+                <w:sz w:val="24"/>
+                <w:szCs w:val="24"/>
+                <w:lang w:eastAsia="en-IN" w:bidi="ar-SA"/>
+                <w14:ligatures w14:val="none"/>
+              </w:rPr>
+              <m:t>HW</m:t>
+            </m:r>
+          </m:e>
+        </m:d>
+      </m:oMath>
+      <w:r>
+        <w:rPr>
+          <w:rFonts w:ascii="Arial" w:eastAsia="Times New Roman" w:hAnsi="Arial" w:cs="Arial"/>
+          <w:color w:val="1F1F1F"/>
+          <w:kern w:val="0"/>
+          <w:sz w:val="24"/>
+          <w:szCs w:val="24"/>
+          <w:bdr w:val="none" w:sz="0" w:space="0" w:color="auto" w:frame="1"/>
+          <w:lang w:eastAsia="en-IN" w:bidi="ar-SA"/>
+          <w14:ligatures w14:val="none"/>
+        </w:rPr>
+        <w:t>), making it fast, lightweight, and capable of being used across the entire network.</w:t>
+      </w:r>
+    </w:p>
+    <w:p>
+      <w:pPr>
+        <w:spacing w:after="0" w:line="240" w:lineRule="auto"/>
+        <w:ind w:left="1440"/>
+        <w:rPr>
+          <w:rFonts w:ascii="Arial" w:eastAsia="Times New Roman" w:hAnsi="Arial" w:cs="Arial"/>
+          <w:color w:val="1F1F1F"/>
+          <w:kern w:val="0"/>
+          <w:sz w:val="24"/>
+          <w:szCs w:val="24"/>
+          <w:lang w:eastAsia="en-IN" w:bidi="ar-SA"/>
+          <w14:ligatures w14:val="none"/>
+        </w:rPr>
+      </w:pPr>
+    </w:p>
+    <w:p>
+      <w:pPr>
+        <w:spacing w:after="0" w:line="240" w:lineRule="auto"/>
+        <w:outlineLvl w:val="2"/>
+        <w:rPr>
+          <w:rFonts w:ascii="Arial" w:eastAsia="Times New Roman" w:hAnsi="Arial" w:cs="Arial"/>
+          <w:b/>
+          <w:bCs/>
+          <w:color w:val="1F1F1F"/>
+          <w:kern w:val="0"/>
+          <w:sz w:val="27"/>
+          <w:szCs w:val="27"/>
+          <w:lang w:eastAsia="en-IN" w:bidi="ar-SA"/>
+          <w14:ligatures w14:val="none"/>
+        </w:rPr>
+      </w:pPr>
+      <w:r>
+        <w:rPr>
+          <w:rFonts w:ascii="Arial" w:eastAsia="Times New Roman" w:hAnsi="Arial" w:cs="Arial"/>
+          <w:b/>
+          <w:bCs/>
+          <w:color w:val="1F1F1F"/>
+          <w:kern w:val="0"/>
+          <w:sz w:val="27"/>
+          <w:szCs w:val="27"/>
+          <w:lang w:eastAsia="en-IN" w:bidi="ar-SA"/>
+          <w14:ligatures w14:val="none"/>
+        </w:rPr>
+        <w:t>3. Key Results to Tell Your Professor</w:t>
+      </w:r>
+    </w:p>
+    <w:p>
+      <w:pPr>
+        <w:numPr>
+          <w:ilvl w:val="0"/>
+          <w:numId w:val="35"/>
+        </w:numPr>
+        <w:spacing w:after="0" w:line="240" w:lineRule="auto"/>
+        <w:rPr>
+          <w:rFonts w:ascii="Arial" w:eastAsia="Times New Roman" w:hAnsi="Arial" w:cs="Arial"/>
+          <w:color w:val="1F1F1F"/>
+          <w:kern w:val="0"/>
+          <w:sz w:val="24"/>
+          <w:szCs w:val="24"/>
+          <w:lang w:eastAsia="en-IN" w:bidi="ar-SA"/>
+          <w14:ligatures w14:val="none"/>
+        </w:rPr>
+      </w:pPr>
+      <w:r>
+        <w:rPr>
+          <w:rFonts w:ascii="Arial" w:eastAsia="Times New Roman" w:hAnsi="Arial" w:cs="Arial"/>
+          <w:b/>
+          <w:bCs/>
+          <w:color w:val="1F1F1F"/>
+          <w:kern w:val="0"/>
+          <w:sz w:val="24"/>
+          <w:szCs w:val="24"/>
+          <w:bdr w:val="none" w:sz="0" w:space="0" w:color="auto" w:frame="1"/>
+          <w:lang w:eastAsia="en-IN" w:bidi="ar-SA"/>
+          <w14:ligatures w14:val="none"/>
+        </w:rPr>
+        <w:t>Outperforms State-of-the-Art:</w:t>
+      </w:r>
+      <w:r>
+        <w:rPr>
+          <w:rFonts w:ascii="Arial" w:eastAsia="Times New Roman" w:hAnsi="Arial" w:cs="Arial"/>
+          <w:color w:val="1F1F1F"/>
+          <w:kern w:val="0"/>
+          <w:sz w:val="24"/>
+          <w:szCs w:val="24"/>
+          <w:bdr w:val="none" w:sz="0" w:space="0" w:color="auto" w:frame="1"/>
+          <w:lang w:eastAsia="en-IN" w:bidi="ar-SA"/>
+          <w14:ligatures w14:val="none"/>
+        </w:rPr>
+        <w:t xml:space="preserve"> Tested across </w:t>
+      </w:r>
+      <w:r>
+        <w:rPr>
+          <w:rFonts w:ascii="Arial" w:eastAsia="Times New Roman" w:hAnsi="Arial" w:cs="Arial"/>
+          <w:b/>
+          <w:bCs/>
+          <w:color w:val="1F1F1F"/>
+          <w:kern w:val="0"/>
+          <w:sz w:val="24"/>
+          <w:szCs w:val="24"/>
+          <w:bdr w:val="none" w:sz="0" w:space="0" w:color="auto" w:frame="1"/>
+          <w:lang w:eastAsia="en-IN" w:bidi="ar-SA"/>
+          <w14:ligatures w14:val="none"/>
+        </w:rPr>
+        <w:t>13 different datasets</w:t>
+      </w:r>
+      <w:r>
+        <w:rPr>
+          <w:rFonts w:ascii="Arial" w:eastAsia="Times New Roman" w:hAnsi="Arial" w:cs="Arial"/>
+          <w:color w:val="1F1F1F"/>
+          <w:kern w:val="0"/>
+          <w:sz w:val="24"/>
+          <w:szCs w:val="24"/>
+          <w:bdr w:val="none" w:sz="0" w:space="0" w:color="auto" w:frame="1"/>
+          <w:lang w:eastAsia="en-IN" w:bidi="ar-SA"/>
+          <w14:ligatures w14:val="none"/>
+        </w:rPr>
+        <w:t xml:space="preserve"> (like LOL, SID, SMID, and SDSD), </w:t>
+      </w:r>
+      <w:proofErr w:type="spellStart"/>
+      <w:r>
+        <w:rPr>
+          <w:rFonts w:ascii="Arial" w:eastAsia="Times New Roman" w:hAnsi="Arial" w:cs="Arial"/>
+          <w:color w:val="1F1F1F"/>
+          <w:kern w:val="0"/>
+          <w:sz w:val="24"/>
+          <w:szCs w:val="24"/>
+          <w:bdr w:val="none" w:sz="0" w:space="0" w:color="auto" w:frame="1"/>
+          <w:lang w:eastAsia="en-IN" w:bidi="ar-SA"/>
+          <w14:ligatures w14:val="none"/>
+        </w:rPr>
+        <w:t>Retinexformer</w:t>
+      </w:r>
+      <w:proofErr w:type="spellEnd"/>
+      <w:r>
+        <w:rPr>
+          <w:rFonts w:ascii="Arial" w:eastAsia="Times New Roman" w:hAnsi="Arial" w:cs="Arial"/>
+          <w:color w:val="1F1F1F"/>
+          <w:kern w:val="0"/>
+          <w:sz w:val="24"/>
+          <w:szCs w:val="24"/>
+          <w:bdr w:val="none" w:sz="0" w:space="0" w:color="auto" w:frame="1"/>
+          <w:lang w:eastAsia="en-IN" w:bidi="ar-SA"/>
+          <w14:ligatures w14:val="none"/>
+        </w:rPr>
+        <w:t xml:space="preserve"> beats previous methods by huge margins (sometimes by over </w:t>
+      </w:r>
+      <w:r>
+        <w:rPr>
+          <w:rFonts w:ascii="Arial" w:eastAsia="Times New Roman" w:hAnsi="Arial" w:cs="Arial"/>
+          <w:b/>
+          <w:bCs/>
+          <w:color w:val="1F1F1F"/>
+          <w:kern w:val="0"/>
+          <w:sz w:val="24"/>
+          <w:szCs w:val="24"/>
+          <w:bdr w:val="none" w:sz="0" w:space="0" w:color="auto" w:frame="1"/>
+          <w:lang w:eastAsia="en-IN" w:bidi="ar-SA"/>
+          <w14:ligatures w14:val="none"/>
+        </w:rPr>
+        <w:t>6 dB</w:t>
+      </w:r>
+      <w:r>
+        <w:rPr>
+          <w:rFonts w:ascii="Arial" w:eastAsia="Times New Roman" w:hAnsi="Arial" w:cs="Arial"/>
+          <w:color w:val="1F1F1F"/>
+          <w:kern w:val="0"/>
+          <w:sz w:val="24"/>
+          <w:szCs w:val="24"/>
+          <w:bdr w:val="none" w:sz="0" w:space="0" w:color="auto" w:frame="1"/>
+          <w:lang w:eastAsia="en-IN" w:bidi="ar-SA"/>
+          <w14:ligatures w14:val="none"/>
+        </w:rPr>
+        <w:t xml:space="preserve"> in PSNR image quality).</w:t>
+      </w:r>
+      <w:r>
+        <w:rPr>
+          <w:rFonts w:ascii="Arial" w:eastAsia="Times New Roman" w:hAnsi="Arial" w:cs="Arial"/>
+          <w:color w:val="1F1F1F"/>
+          <w:kern w:val="0"/>
+          <w:sz w:val="24"/>
+          <w:szCs w:val="24"/>
+          <w:lang w:eastAsia="en-IN" w:bidi="ar-SA"/>
+          <w14:ligatures w14:val="none"/>
+        </w:rPr>
+        <w:t xml:space="preserve"> </w:t>
+      </w:r>
+    </w:p>
+    <w:p>
+      <w:pPr>
+        <w:spacing w:after="0" w:line="240" w:lineRule="auto"/>
+        <w:ind w:left="720"/>
+        <w:rPr>
+          <w:rFonts w:ascii="Arial" w:eastAsia="Times New Roman" w:hAnsi="Arial" w:cs="Arial"/>
+          <w:color w:val="1F1F1F"/>
+          <w:kern w:val="0"/>
+          <w:sz w:val="24"/>
+          <w:szCs w:val="24"/>
+          <w:lang w:eastAsia="en-IN" w:bidi="ar-SA"/>
+          <w14:ligatures w14:val="none"/>
+        </w:rPr>
+      </w:pPr>
+    </w:p>
+    <w:p>
+      <w:pPr>
+        <w:numPr>
+          <w:ilvl w:val="0"/>
+          <w:numId w:val="35"/>
+        </w:numPr>
+        <w:spacing w:after="0" w:line="240" w:lineRule="auto"/>
+        <w:rPr>
+          <w:rFonts w:ascii="Arial" w:eastAsia="Times New Roman" w:hAnsi="Arial" w:cs="Arial"/>
+          <w:color w:val="1F1F1F"/>
+          <w:kern w:val="0"/>
+          <w:sz w:val="24"/>
+          <w:szCs w:val="24"/>
+          <w:lang w:eastAsia="en-IN" w:bidi="ar-SA"/>
+          <w14:ligatures w14:val="none"/>
+        </w:rPr>
+      </w:pPr>
+      <w:r>
+        <w:rPr>
+          <w:rFonts w:ascii="Arial" w:eastAsia="Times New Roman" w:hAnsi="Arial" w:cs="Arial"/>
+          <w:b/>
+          <w:bCs/>
+          <w:color w:val="1F1F1F"/>
+          <w:kern w:val="0"/>
+          <w:sz w:val="24"/>
+          <w:szCs w:val="24"/>
+          <w:bdr w:val="none" w:sz="0" w:space="0" w:color="auto" w:frame="1"/>
+          <w:lang w:eastAsia="en-IN" w:bidi="ar-SA"/>
+          <w14:ligatures w14:val="none"/>
+        </w:rPr>
+        <w:lastRenderedPageBreak/>
+        <w:t>Better Efficiency:</w:t>
+      </w:r>
+      <w:r>
+        <w:rPr>
+          <w:rFonts w:ascii="Arial" w:eastAsia="Times New Roman" w:hAnsi="Arial" w:cs="Arial"/>
+          <w:color w:val="1F1F1F"/>
+          <w:kern w:val="0"/>
+          <w:sz w:val="24"/>
+          <w:szCs w:val="24"/>
+          <w:bdr w:val="none" w:sz="0" w:space="0" w:color="auto" w:frame="1"/>
+          <w:lang w:eastAsia="en-IN" w:bidi="ar-SA"/>
+          <w14:ligatures w14:val="none"/>
+        </w:rPr>
+        <w:t xml:space="preserve"> It achieves this high accuracy using only a fraction of the parameters and computing power (FLOPS) compared to heavy models like </w:t>
+      </w:r>
+      <w:proofErr w:type="spellStart"/>
+      <w:r>
+        <w:rPr>
+          <w:rFonts w:ascii="Arial" w:eastAsia="Times New Roman" w:hAnsi="Arial" w:cs="Arial"/>
+          <w:color w:val="1F1F1F"/>
+          <w:kern w:val="0"/>
+          <w:sz w:val="24"/>
+          <w:szCs w:val="24"/>
+          <w:bdr w:val="none" w:sz="0" w:space="0" w:color="auto" w:frame="1"/>
+          <w:lang w:eastAsia="en-IN" w:bidi="ar-SA"/>
+          <w14:ligatures w14:val="none"/>
+        </w:rPr>
+        <w:t>Restormer</w:t>
+      </w:r>
+      <w:proofErr w:type="spellEnd"/>
+      <w:r>
+        <w:rPr>
+          <w:rFonts w:ascii="Arial" w:eastAsia="Times New Roman" w:hAnsi="Arial" w:cs="Arial"/>
+          <w:color w:val="1F1F1F"/>
+          <w:kern w:val="0"/>
+          <w:sz w:val="24"/>
+          <w:szCs w:val="24"/>
+          <w:bdr w:val="none" w:sz="0" w:space="0" w:color="auto" w:frame="1"/>
+          <w:lang w:eastAsia="en-IN" w:bidi="ar-SA"/>
+          <w14:ligatures w14:val="none"/>
+        </w:rPr>
+        <w:t xml:space="preserve"> or IPT.</w:t>
+      </w:r>
+      <w:r>
+        <w:rPr>
+          <w:rFonts w:ascii="Arial" w:eastAsia="Times New Roman" w:hAnsi="Arial" w:cs="Arial"/>
+          <w:color w:val="1F1F1F"/>
+          <w:kern w:val="0"/>
+          <w:sz w:val="24"/>
+          <w:szCs w:val="24"/>
+          <w:lang w:eastAsia="en-IN" w:bidi="ar-SA"/>
+          <w14:ligatures w14:val="none"/>
+        </w:rPr>
+        <w:t xml:space="preserve"> </w:t>
+      </w:r>
+    </w:p>
+    <w:p>
+      <w:pPr>
+        <w:spacing w:after="0" w:line="240" w:lineRule="auto"/>
+        <w:ind w:left="720"/>
+        <w:rPr>
+          <w:rFonts w:ascii="Arial" w:eastAsia="Times New Roman" w:hAnsi="Arial" w:cs="Arial"/>
+          <w:color w:val="1F1F1F"/>
+          <w:kern w:val="0"/>
+          <w:sz w:val="24"/>
+          <w:szCs w:val="24"/>
+          <w:lang w:eastAsia="en-IN" w:bidi="ar-SA"/>
+          <w14:ligatures w14:val="none"/>
+        </w:rPr>
+      </w:pPr>
+    </w:p>
+    <w:p>
+      <w:pPr>
+        <w:numPr>
+          <w:ilvl w:val="0"/>
+          <w:numId w:val="35"/>
+        </w:numPr>
+        <w:spacing w:after="0" w:line="240" w:lineRule="auto"/>
+        <w:rPr>
+          <w:rFonts w:ascii="Arial" w:eastAsia="Times New Roman" w:hAnsi="Arial" w:cs="Arial"/>
+          <w:color w:val="1F1F1F"/>
+          <w:kern w:val="0"/>
+          <w:sz w:val="24"/>
+          <w:szCs w:val="24"/>
+          <w:lang w:eastAsia="en-IN" w:bidi="ar-SA"/>
+          <w14:ligatures w14:val="none"/>
+        </w:rPr>
+      </w:pPr>
+      <w:r>
+        <w:rPr>
+          <w:rFonts w:ascii="Arial" w:eastAsia="Times New Roman" w:hAnsi="Arial" w:cs="Arial"/>
+          <w:b/>
+          <w:bCs/>
+          <w:color w:val="1F1F1F"/>
+          <w:kern w:val="0"/>
+          <w:sz w:val="24"/>
+          <w:szCs w:val="24"/>
+          <w:bdr w:val="none" w:sz="0" w:space="0" w:color="auto" w:frame="1"/>
+          <w:lang w:eastAsia="en-IN" w:bidi="ar-SA"/>
+          <w14:ligatures w14:val="none"/>
+        </w:rPr>
+        <w:t>Helps Downstream Tasks:</w:t>
+      </w:r>
+      <w:r>
+        <w:rPr>
+          <w:rFonts w:ascii="Arial" w:eastAsia="Times New Roman" w:hAnsi="Arial" w:cs="Arial"/>
+          <w:color w:val="1F1F1F"/>
+          <w:kern w:val="0"/>
+          <w:sz w:val="24"/>
+          <w:szCs w:val="24"/>
+          <w:bdr w:val="none" w:sz="0" w:space="0" w:color="auto" w:frame="1"/>
+          <w:lang w:eastAsia="en-IN" w:bidi="ar-SA"/>
+          <w14:ligatures w14:val="none"/>
+        </w:rPr>
+        <w:t xml:space="preserve"> When used as a preprocessing step for </w:t>
+      </w:r>
+      <w:r>
+        <w:rPr>
+          <w:rFonts w:ascii="Arial" w:eastAsia="Times New Roman" w:hAnsi="Arial" w:cs="Arial"/>
+          <w:b/>
+          <w:bCs/>
+          <w:color w:val="1F1F1F"/>
+          <w:kern w:val="0"/>
+          <w:sz w:val="24"/>
+          <w:szCs w:val="24"/>
+          <w:bdr w:val="none" w:sz="0" w:space="0" w:color="auto" w:frame="1"/>
+          <w:lang w:eastAsia="en-IN" w:bidi="ar-SA"/>
+          <w14:ligatures w14:val="none"/>
+        </w:rPr>
+        <w:t>low-light object detection</w:t>
+      </w:r>
+      <w:r>
+        <w:rPr>
+          <w:rFonts w:ascii="Arial" w:eastAsia="Times New Roman" w:hAnsi="Arial" w:cs="Arial"/>
+          <w:color w:val="1F1F1F"/>
+          <w:kern w:val="0"/>
+          <w:sz w:val="24"/>
+          <w:szCs w:val="24"/>
+          <w:bdr w:val="none" w:sz="0" w:space="0" w:color="auto" w:frame="1"/>
+          <w:lang w:eastAsia="en-IN" w:bidi="ar-SA"/>
+          <w14:ligatures w14:val="none"/>
+        </w:rPr>
+        <w:t xml:space="preserve"> (on the </w:t>
+      </w:r>
+      <w:proofErr w:type="spellStart"/>
+      <w:r>
+        <w:rPr>
+          <w:rFonts w:ascii="Arial" w:eastAsia="Times New Roman" w:hAnsi="Arial" w:cs="Arial"/>
+          <w:color w:val="1F1F1F"/>
+          <w:kern w:val="0"/>
+          <w:sz w:val="24"/>
+          <w:szCs w:val="24"/>
+          <w:bdr w:val="none" w:sz="0" w:space="0" w:color="auto" w:frame="1"/>
+          <w:lang w:eastAsia="en-IN" w:bidi="ar-SA"/>
+          <w14:ligatures w14:val="none"/>
+        </w:rPr>
+        <w:t>ExDark</w:t>
+      </w:r>
+      <w:proofErr w:type="spellEnd"/>
+      <w:r>
+        <w:rPr>
+          <w:rFonts w:ascii="Arial" w:eastAsia="Times New Roman" w:hAnsi="Arial" w:cs="Arial"/>
+          <w:color w:val="1F1F1F"/>
+          <w:kern w:val="0"/>
+          <w:sz w:val="24"/>
+          <w:szCs w:val="24"/>
+          <w:bdr w:val="none" w:sz="0" w:space="0" w:color="auto" w:frame="1"/>
+          <w:lang w:eastAsia="en-IN" w:bidi="ar-SA"/>
+          <w14:ligatures w14:val="none"/>
+        </w:rPr>
+        <w:t xml:space="preserve"> dataset), it helps AI detectors recognize objects (like cars, boats, and animals) much more accurately than previous enhancers.</w:t>
+      </w:r>
+      <w:r>
+        <w:rPr>
+          <w:rFonts w:ascii="Arial" w:eastAsia="Times New Roman" w:hAnsi="Arial" w:cs="Arial"/>
+          <w:color w:val="1F1F1F"/>
+          <w:kern w:val="0"/>
+          <w:sz w:val="24"/>
+          <w:szCs w:val="24"/>
+          <w:lang w:eastAsia="en-IN" w:bidi="ar-SA"/>
+          <w14:ligatures w14:val="none"/>
+        </w:rPr>
+        <w:t xml:space="preserve"> </w:t>
+      </w:r>
+    </w:p>
+    <w:p>
+      <w:pPr>
+        <w:spacing w:after="0" w:line="240" w:lineRule="auto"/>
+        <w:ind w:left="720"/>
+        <w:rPr>
+          <w:rFonts w:ascii="Arial" w:eastAsia="Times New Roman" w:hAnsi="Arial" w:cs="Arial"/>
+          <w:color w:val="1F1F1F"/>
+          <w:kern w:val="0"/>
+          <w:sz w:val="24"/>
+          <w:szCs w:val="24"/>
+          <w:lang w:eastAsia="en-IN" w:bidi="ar-SA"/>
+          <w14:ligatures w14:val="none"/>
+        </w:rPr>
+      </w:pPr>
+    </w:p>
+    <w:p>
+      <w:pPr>
+        <w:spacing w:after="0" w:line="240" w:lineRule="auto"/>
+        <w:outlineLvl w:val="2"/>
+        <w:rPr>
+          <w:rFonts w:ascii="Arial" w:eastAsia="Times New Roman" w:hAnsi="Arial" w:cs="Arial"/>
+          <w:b/>
+          <w:bCs/>
+          <w:color w:val="1F1F1F"/>
+          <w:kern w:val="0"/>
+          <w:sz w:val="27"/>
+          <w:szCs w:val="27"/>
+          <w:lang w:eastAsia="en-IN" w:bidi="ar-SA"/>
+          <w14:ligatures w14:val="none"/>
+        </w:rPr>
+      </w:pPr>
+      <w:r>
+        <w:rPr>
+          <w:rFonts w:ascii="Arial" w:eastAsia="Times New Roman" w:hAnsi="Arial" w:cs="Arial"/>
+          <w:b/>
+          <w:bCs/>
+          <w:color w:val="1F1F1F"/>
+          <w:kern w:val="0"/>
+          <w:sz w:val="27"/>
+          <w:szCs w:val="27"/>
+          <w:lang w:eastAsia="en-IN" w:bidi="ar-SA"/>
+          <w14:ligatures w14:val="none"/>
+        </w:rPr>
+        <w:t>Suggested Flow for Explaining to Your Professor:</w:t>
+      </w:r>
+    </w:p>
+    <w:p>
+      <w:pPr>
+        <w:numPr>
+          <w:ilvl w:val="0"/>
+          <w:numId w:val="36"/>
+        </w:numPr>
+        <w:spacing w:after="0" w:line="240" w:lineRule="auto"/>
+        <w:rPr>
+          <w:rFonts w:ascii="Arial" w:eastAsia="Times New Roman" w:hAnsi="Arial" w:cs="Arial"/>
+          <w:color w:val="1F1F1F"/>
+          <w:kern w:val="0"/>
+          <w:sz w:val="24"/>
+          <w:szCs w:val="24"/>
+          <w:lang w:eastAsia="en-IN" w:bidi="ar-SA"/>
+          <w14:ligatures w14:val="none"/>
+        </w:rPr>
+      </w:pPr>
+      <w:r>
+        <w:rPr>
+          <w:rFonts w:ascii="Arial" w:eastAsia="Times New Roman" w:hAnsi="Arial" w:cs="Arial"/>
+          <w:b/>
+          <w:bCs/>
+          <w:color w:val="1F1F1F"/>
+          <w:kern w:val="0"/>
+          <w:sz w:val="24"/>
+          <w:szCs w:val="24"/>
+          <w:bdr w:val="none" w:sz="0" w:space="0" w:color="auto" w:frame="1"/>
+          <w:lang w:eastAsia="en-IN" w:bidi="ar-SA"/>
+          <w14:ligatures w14:val="none"/>
+        </w:rPr>
+        <w:t>The Gap:</w:t>
+      </w:r>
+      <w:r>
+        <w:rPr>
+          <w:rFonts w:ascii="Arial" w:eastAsia="Times New Roman" w:hAnsi="Arial" w:cs="Arial"/>
+          <w:color w:val="1F1F1F"/>
+          <w:kern w:val="0"/>
+          <w:sz w:val="24"/>
+          <w:szCs w:val="24"/>
+          <w:bdr w:val="none" w:sz="0" w:space="0" w:color="auto" w:frame="1"/>
+          <w:lang w:eastAsia="en-IN" w:bidi="ar-SA"/>
+          <w14:ligatures w14:val="none"/>
+        </w:rPr>
+        <w:t xml:space="preserve"> </w:t>
+      </w:r>
+      <w:r>
+        <w:rPr>
+          <w:rFonts w:ascii="Arial" w:eastAsia="Times New Roman" w:hAnsi="Arial" w:cs="Arial"/>
+          <w:i/>
+          <w:iCs/>
+          <w:color w:val="1F1F1F"/>
+          <w:kern w:val="0"/>
+          <w:sz w:val="24"/>
+          <w:szCs w:val="24"/>
+          <w:bdr w:val="none" w:sz="0" w:space="0" w:color="auto" w:frame="1"/>
+          <w:lang w:eastAsia="en-IN" w:bidi="ar-SA"/>
+          <w14:ligatures w14:val="none"/>
+        </w:rPr>
+        <w:t>"Existing low-light enhancement methods either use slow multi-stage CNNs or heavy Transformers that run out of memory, and they fail to properly model noise introduced during the light-up process."</w:t>
+      </w:r>
+    </w:p>
+    <w:p>
+      <w:pPr>
+        <w:spacing w:after="0" w:line="240" w:lineRule="auto"/>
+        <w:ind w:left="720"/>
+        <w:rPr>
+          <w:rFonts w:ascii="Arial" w:eastAsia="Times New Roman" w:hAnsi="Arial" w:cs="Arial"/>
+          <w:color w:val="1F1F1F"/>
+          <w:kern w:val="0"/>
+          <w:sz w:val="24"/>
+          <w:szCs w:val="24"/>
+          <w:lang w:eastAsia="en-IN" w:bidi="ar-SA"/>
+          <w14:ligatures w14:val="none"/>
+        </w:rPr>
+      </w:pPr>
+    </w:p>
+    <w:p>
+      <w:pPr>
+        <w:numPr>
+          <w:ilvl w:val="0"/>
+          <w:numId w:val="36"/>
+        </w:numPr>
+        <w:spacing w:after="0" w:line="240" w:lineRule="auto"/>
+        <w:rPr>
+          <w:rFonts w:ascii="Arial" w:eastAsia="Times New Roman" w:hAnsi="Arial" w:cs="Arial"/>
+          <w:color w:val="1F1F1F"/>
+          <w:kern w:val="0"/>
+          <w:sz w:val="24"/>
+          <w:szCs w:val="24"/>
+          <w:lang w:eastAsia="en-IN" w:bidi="ar-SA"/>
+          <w14:ligatures w14:val="none"/>
+        </w:rPr>
+      </w:pPr>
+      <w:r>
+        <w:rPr>
+          <w:rFonts w:ascii="Arial" w:eastAsia="Times New Roman" w:hAnsi="Arial" w:cs="Arial"/>
+          <w:b/>
+          <w:bCs/>
+          <w:color w:val="1F1F1F"/>
+          <w:kern w:val="0"/>
+          <w:sz w:val="24"/>
+          <w:szCs w:val="24"/>
+          <w:bdr w:val="none" w:sz="0" w:space="0" w:color="auto" w:frame="1"/>
+          <w:lang w:eastAsia="en-IN" w:bidi="ar-SA"/>
+          <w14:ligatures w14:val="none"/>
+        </w:rPr>
+        <w:t>The Innovation:</w:t>
+      </w:r>
+      <w:r>
+        <w:rPr>
+          <w:rFonts w:ascii="Arial" w:eastAsia="Times New Roman" w:hAnsi="Arial" w:cs="Arial"/>
+          <w:color w:val="1F1F1F"/>
+          <w:kern w:val="0"/>
+          <w:sz w:val="24"/>
+          <w:szCs w:val="24"/>
+          <w:bdr w:val="none" w:sz="0" w:space="0" w:color="auto" w:frame="1"/>
+          <w:lang w:eastAsia="en-IN" w:bidi="ar-SA"/>
+          <w14:ligatures w14:val="none"/>
+        </w:rPr>
+        <w:t xml:space="preserve"> </w:t>
+      </w:r>
+      <w:r>
+        <w:rPr>
+          <w:rFonts w:ascii="Arial" w:eastAsia="Times New Roman" w:hAnsi="Arial" w:cs="Arial"/>
+          <w:i/>
+          <w:iCs/>
+          <w:color w:val="1F1F1F"/>
+          <w:kern w:val="0"/>
+          <w:sz w:val="24"/>
+          <w:szCs w:val="24"/>
+          <w:bdr w:val="none" w:sz="0" w:space="0" w:color="auto" w:frame="1"/>
+          <w:lang w:eastAsia="en-IN" w:bidi="ar-SA"/>
+          <w14:ligatures w14:val="none"/>
+        </w:rPr>
+        <w:t xml:space="preserve">"This paper introduces </w:t>
+      </w:r>
+      <w:proofErr w:type="spellStart"/>
+      <w:r>
+        <w:rPr>
+          <w:rFonts w:ascii="Arial" w:eastAsia="Times New Roman" w:hAnsi="Arial" w:cs="Arial"/>
+          <w:i/>
+          <w:iCs/>
+          <w:color w:val="1F1F1F"/>
+          <w:kern w:val="0"/>
+          <w:sz w:val="24"/>
+          <w:szCs w:val="24"/>
+          <w:bdr w:val="none" w:sz="0" w:space="0" w:color="auto" w:frame="1"/>
+          <w:lang w:eastAsia="en-IN" w:bidi="ar-SA"/>
+          <w14:ligatures w14:val="none"/>
+        </w:rPr>
+        <w:t>Retinexformer</w:t>
+      </w:r>
+      <w:proofErr w:type="spellEnd"/>
+      <w:r>
+        <w:rPr>
+          <w:rFonts w:ascii="Arial" w:eastAsia="Times New Roman" w:hAnsi="Arial" w:cs="Arial"/>
+          <w:i/>
+          <w:iCs/>
+          <w:color w:val="1F1F1F"/>
+          <w:kern w:val="0"/>
+          <w:sz w:val="24"/>
+          <w:szCs w:val="24"/>
+          <w:bdr w:val="none" w:sz="0" w:space="0" w:color="auto" w:frame="1"/>
+          <w:lang w:eastAsia="en-IN" w:bidi="ar-SA"/>
+          <w14:ligatures w14:val="none"/>
+        </w:rPr>
+        <w:t xml:space="preserve">, combining a clean One-stage </w:t>
+      </w:r>
+      <w:proofErr w:type="spellStart"/>
+      <w:r>
+        <w:rPr>
+          <w:rFonts w:ascii="Arial" w:eastAsia="Times New Roman" w:hAnsi="Arial" w:cs="Arial"/>
+          <w:i/>
+          <w:iCs/>
+          <w:color w:val="1F1F1F"/>
+          <w:kern w:val="0"/>
+          <w:sz w:val="24"/>
+          <w:szCs w:val="24"/>
+          <w:bdr w:val="none" w:sz="0" w:space="0" w:color="auto" w:frame="1"/>
+          <w:lang w:eastAsia="en-IN" w:bidi="ar-SA"/>
+          <w14:ligatures w14:val="none"/>
+        </w:rPr>
+        <w:t>Retinex</w:t>
+      </w:r>
+      <w:proofErr w:type="spellEnd"/>
+      <w:r>
+        <w:rPr>
+          <w:rFonts w:ascii="Arial" w:eastAsia="Times New Roman" w:hAnsi="Arial" w:cs="Arial"/>
+          <w:i/>
+          <w:iCs/>
+          <w:color w:val="1F1F1F"/>
+          <w:kern w:val="0"/>
+          <w:sz w:val="24"/>
+          <w:szCs w:val="24"/>
+          <w:bdr w:val="none" w:sz="0" w:space="0" w:color="auto" w:frame="1"/>
+          <w:lang w:eastAsia="en-IN" w:bidi="ar-SA"/>
+          <w14:ligatures w14:val="none"/>
+        </w:rPr>
+        <w:t xml:space="preserve"> Framework (ORF) with a lightweight Illumination-Guided Transformer (IGT)."</w:t>
+      </w:r>
+    </w:p>
+    <w:p>
+      <w:pPr>
+        <w:spacing w:after="0" w:line="240" w:lineRule="auto"/>
+        <w:ind w:left="720"/>
+        <w:rPr>
+          <w:rFonts w:ascii="Arial" w:eastAsia="Times New Roman" w:hAnsi="Arial" w:cs="Arial"/>
+          <w:color w:val="1F1F1F"/>
+          <w:kern w:val="0"/>
+          <w:sz w:val="24"/>
+          <w:szCs w:val="24"/>
+          <w:lang w:eastAsia="en-IN" w:bidi="ar-SA"/>
+          <w14:ligatures w14:val="none"/>
+        </w:rPr>
+      </w:pPr>
+    </w:p>
+    <w:p>
+      <w:pPr>
+        <w:numPr>
+          <w:ilvl w:val="0"/>
+          <w:numId w:val="36"/>
+        </w:numPr>
+        <w:spacing w:after="0" w:line="240" w:lineRule="auto"/>
+        <w:rPr>
+          <w:rFonts w:ascii="Arial" w:eastAsia="Times New Roman" w:hAnsi="Arial" w:cs="Arial"/>
+          <w:color w:val="1F1F1F"/>
+          <w:kern w:val="0"/>
+          <w:sz w:val="24"/>
+          <w:szCs w:val="24"/>
+          <w:lang w:eastAsia="en-IN" w:bidi="ar-SA"/>
+          <w14:ligatures w14:val="none"/>
+        </w:rPr>
+      </w:pPr>
+      <w:r>
+        <w:rPr>
+          <w:rFonts w:ascii="Arial" w:eastAsia="Times New Roman" w:hAnsi="Arial" w:cs="Arial"/>
+          <w:b/>
+          <w:bCs/>
+          <w:color w:val="1F1F1F"/>
+          <w:kern w:val="0"/>
+          <w:sz w:val="24"/>
+          <w:szCs w:val="24"/>
+          <w:bdr w:val="none" w:sz="0" w:space="0" w:color="auto" w:frame="1"/>
+          <w:lang w:eastAsia="en-IN" w:bidi="ar-SA"/>
+          <w14:ligatures w14:val="none"/>
+        </w:rPr>
+        <w:t>The Secret Sauce:</w:t>
+      </w:r>
+      <w:r>
+        <w:rPr>
+          <w:rFonts w:ascii="Arial" w:eastAsia="Times New Roman" w:hAnsi="Arial" w:cs="Arial"/>
+          <w:color w:val="1F1F1F"/>
+          <w:kern w:val="0"/>
+          <w:sz w:val="24"/>
+          <w:szCs w:val="24"/>
+          <w:bdr w:val="none" w:sz="0" w:space="0" w:color="auto" w:frame="1"/>
+          <w:lang w:eastAsia="en-IN" w:bidi="ar-SA"/>
+          <w14:ligatures w14:val="none"/>
+        </w:rPr>
+        <w:t xml:space="preserve"> </w:t>
+      </w:r>
+      <w:r>
+        <w:rPr>
+          <w:rFonts w:ascii="Arial" w:eastAsia="Times New Roman" w:hAnsi="Arial" w:cs="Arial"/>
+          <w:i/>
+          <w:iCs/>
+          <w:color w:val="1F1F1F"/>
+          <w:kern w:val="0"/>
+          <w:sz w:val="24"/>
+          <w:szCs w:val="24"/>
+          <w:bdr w:val="none" w:sz="0" w:space="0" w:color="auto" w:frame="1"/>
+          <w:lang w:eastAsia="en-IN" w:bidi="ar-SA"/>
+          <w14:ligatures w14:val="none"/>
+        </w:rPr>
+        <w:t xml:space="preserve">"The key technical win is </w:t>
+      </w:r>
+      <w:r>
+        <w:rPr>
+          <w:rFonts w:ascii="Arial" w:eastAsia="Times New Roman" w:hAnsi="Arial" w:cs="Arial"/>
+          <w:b/>
+          <w:bCs/>
+          <w:i/>
+          <w:iCs/>
+          <w:color w:val="1F1F1F"/>
+          <w:kern w:val="0"/>
+          <w:sz w:val="24"/>
+          <w:szCs w:val="24"/>
+          <w:bdr w:val="none" w:sz="0" w:space="0" w:color="auto" w:frame="1"/>
+          <w:lang w:eastAsia="en-IN" w:bidi="ar-SA"/>
+          <w14:ligatures w14:val="none"/>
+        </w:rPr>
+        <w:t>IG-MSA</w:t>
+      </w:r>
+      <w:r>
+        <w:rPr>
+          <w:rFonts w:ascii="Arial" w:eastAsia="Times New Roman" w:hAnsi="Arial" w:cs="Arial"/>
+          <w:i/>
+          <w:iCs/>
+          <w:color w:val="1F1F1F"/>
+          <w:kern w:val="0"/>
+          <w:sz w:val="24"/>
+          <w:szCs w:val="24"/>
+          <w:bdr w:val="none" w:sz="0" w:space="0" w:color="auto" w:frame="1"/>
+          <w:lang w:eastAsia="en-IN" w:bidi="ar-SA"/>
+          <w14:ligatures w14:val="none"/>
+        </w:rPr>
+        <w:t>—it uses the illumination features to guide the self-attention linearly instead of quadratically, solving the heavy compute problem of traditional Vision Transformers."</w:t>
+      </w:r>
+    </w:p>
+    <w:p>
+      <w:pPr>
+        <w:spacing w:after="0" w:line="240" w:lineRule="auto"/>
+        <w:ind w:left="720"/>
+        <w:rPr>
+          <w:rFonts w:ascii="Arial" w:eastAsia="Times New Roman" w:hAnsi="Arial" w:cs="Arial"/>
+          <w:color w:val="1F1F1F"/>
+          <w:kern w:val="0"/>
+          <w:sz w:val="24"/>
+          <w:szCs w:val="24"/>
+          <w:lang w:eastAsia="en-IN" w:bidi="ar-SA"/>
+          <w14:ligatures w14:val="none"/>
+        </w:rPr>
+      </w:pPr>
+    </w:p>
+    <w:p>
+      <w:pPr>
+        <w:numPr>
+          <w:ilvl w:val="0"/>
+          <w:numId w:val="36"/>
+        </w:numPr>
+        <w:spacing w:after="0" w:line="240" w:lineRule="auto"/>
+        <w:rPr>
+          <w:rFonts w:ascii="Arial" w:eastAsia="Times New Roman" w:hAnsi="Arial" w:cs="Arial"/>
+          <w:color w:val="1F1F1F"/>
+          <w:kern w:val="0"/>
+          <w:sz w:val="24"/>
+          <w:szCs w:val="24"/>
+          <w:lang w:eastAsia="en-IN" w:bidi="ar-SA"/>
+          <w14:ligatures w14:val="none"/>
+        </w:rPr>
+      </w:pPr>
+      <w:r>
+        <w:rPr>
+          <w:rFonts w:ascii="Arial" w:eastAsia="Times New Roman" w:hAnsi="Arial" w:cs="Arial"/>
+          <w:b/>
+          <w:bCs/>
+          <w:color w:val="1F1F1F"/>
+          <w:kern w:val="0"/>
+          <w:sz w:val="24"/>
+          <w:szCs w:val="24"/>
+          <w:bdr w:val="none" w:sz="0" w:space="0" w:color="auto" w:frame="1"/>
+          <w:lang w:eastAsia="en-IN" w:bidi="ar-SA"/>
+          <w14:ligatures w14:val="none"/>
+        </w:rPr>
+        <w:t>The Impact:</w:t>
+      </w:r>
+      <w:r>
+        <w:rPr>
+          <w:rFonts w:ascii="Arial" w:eastAsia="Times New Roman" w:hAnsi="Arial" w:cs="Arial"/>
+          <w:color w:val="1F1F1F"/>
+          <w:kern w:val="0"/>
+          <w:sz w:val="24"/>
+          <w:szCs w:val="24"/>
+          <w:bdr w:val="none" w:sz="0" w:space="0" w:color="auto" w:frame="1"/>
+          <w:lang w:eastAsia="en-IN" w:bidi="ar-SA"/>
+          <w14:ligatures w14:val="none"/>
+        </w:rPr>
+        <w:t xml:space="preserve"> </w:t>
+      </w:r>
+      <w:r>
+        <w:rPr>
+          <w:rFonts w:ascii="Arial" w:eastAsia="Times New Roman" w:hAnsi="Arial" w:cs="Arial"/>
+          <w:i/>
+          <w:iCs/>
+          <w:color w:val="1F1F1F"/>
+          <w:kern w:val="0"/>
+          <w:sz w:val="24"/>
+          <w:szCs w:val="24"/>
+          <w:bdr w:val="none" w:sz="0" w:space="0" w:color="auto" w:frame="1"/>
+          <w:lang w:eastAsia="en-IN" w:bidi="ar-SA"/>
+          <w14:ligatures w14:val="none"/>
+        </w:rPr>
+        <w:t>"It achieves state-of-the-art results across 13 benchmarks while maintaining low computational cost, and even improves downstream object detection accuracy."</w:t>
+      </w:r>
+    </w:p>
+    <w:p>
+      <w:pPr>
+        <w:spacing w:before="100" w:beforeAutospacing="1" w:after="100" w:afterAutospacing="1" w:line="240" w:lineRule="auto"/>
+        <w:outlineLvl w:val="1"/>
+        <w:rPr>
+          <w:rFonts w:ascii="Times New Roman" w:eastAsia="Times New Roman" w:hAnsi="Times New Roman" w:cs="Times New Roman"/>
+          <w:b/>
+          <w:bCs/>
+          <w:kern w:val="0"/>
+          <w:sz w:val="36"/>
+          <w:szCs w:val="36"/>
+          <w:lang w:eastAsia="en-IN" w:bidi="ar-SA"/>
+          <w14:ligatures w14:val="none"/>
+        </w:rPr>
+      </w:pPr>
+    </w:p>
     <w:p>
       <w:pPr>
         <w:spacing w:before="100" w:beforeAutospacing="1" w:after="100" w:afterAutospacing="1" w:line="240" w:lineRule="auto"/>
@@ -586,6 +2601,7 @@
           <w:lang w:eastAsia="en-IN" w:bidi="ar-SA"/>
           <w14:ligatures w14:val="none"/>
         </w:rPr>
+        <w:lastRenderedPageBreak/>
         <w:t>data/</w:t>
       </w:r>
       <w:r>
@@ -1077,7 +3093,6 @@
           <w:lang w:eastAsia="en-IN" w:bidi="ar-SA"/>
           <w14:ligatures w14:val="none"/>
         </w:rPr>
-        <w:lastRenderedPageBreak/>
         <w:t xml:space="preserve">Calculates spatial bounding boxes and applies a </w:t>
       </w:r>
       <w:r>
@@ -1426,6 +3441,7 @@
           <w:lang w:eastAsia="en-IN" w:bidi="ar-SA"/>
           <w14:ligatures w14:val="none"/>
         </w:rPr>
+        <w:lastRenderedPageBreak/>
         <w:t>2. Dynamic Spatial Tensor Padding (</w:t>
       </w:r>
       <m:oMath>
@@ -1946,7 +3962,6 @@
           <w:lang w:eastAsia="en-IN" w:bidi="ar-SA"/>
           <w14:ligatures w14:val="none"/>
         </w:rPr>
-        <w:lastRenderedPageBreak/>
         <w:t>Framework:</w:t>
       </w:r>
       <w:r>
@@ -3183,7 +5198,6 @@
           <w:lang w:eastAsia="en-IN" w:bidi="ar-SA"/>
           <w14:ligatures w14:val="none"/>
         </w:rPr>
-        <w:lastRenderedPageBreak/>
         <w:t>3. Illumination Estimator</w:t>
       </w:r>
     </w:p>
@@ -3827,6 +5841,7 @@
           <w:lang w:eastAsia="en-IN" w:bidi="ar-SA"/>
           <w14:ligatures w14:val="none"/>
         </w:rPr>
+        <w:lastRenderedPageBreak/>
         <w:t xml:space="preserve">5. </w:t>
       </w:r>
       <w:proofErr w:type="spellStart"/>
@@ -4416,7 +6431,6 @@
           <w:lang w:eastAsia="en-IN" w:bidi="ar-SA"/>
           <w14:ligatures w14:val="none"/>
         </w:rPr>
-        <w:lastRenderedPageBreak/>
         <w:t xml:space="preserve">7. </w:t>
       </w:r>
       <w:proofErr w:type="spellStart"/>
@@ -5163,6 +7177,7 @@
           <w:lang w:eastAsia="en-IN" w:bidi="ar-SA"/>
           <w14:ligatures w14:val="none"/>
         </w:rPr>
+        <w:lastRenderedPageBreak/>
         <w:t>How to Present This</w:t>
       </w:r>
     </w:p>
@@ -5744,7 +7759,6 @@
           <w:lang w:eastAsia="en-IN" w:bidi="ar-SA"/>
           <w14:ligatures w14:val="none"/>
         </w:rPr>
-        <w:lastRenderedPageBreak/>
         <w:t xml:space="preserve">model = </w:t>
       </w:r>
       <w:proofErr w:type="spellStart"/>
@@ -6646,6 +8660,7 @@
           <w:lang w:eastAsia="en-IN" w:bidi="ar-SA"/>
           <w14:ligatures w14:val="none"/>
         </w:rPr>
+        <w:lastRenderedPageBreak/>
         <w:t>Crops each face region.</w:t>
       </w:r>
     </w:p>
@@ -7417,7 +9432,6 @@
           <w:lang w:eastAsia="en-IN" w:bidi="ar-SA"/>
           <w14:ligatures w14:val="none"/>
         </w:rPr>
-        <w:lastRenderedPageBreak/>
         <w:t>7. Final Output</w:t>
       </w:r>
     </w:p>
@@ -8671,6 +10685,155 @@
     </w:lvl>
   </w:abstractNum>
   <w:abstractNum w:abstractNumId="5" w15:restartNumberingAfterBreak="0">
+    <w:nsid w:val="0F4617F9"/>
+    <w:multiLevelType w:val="multilevel"/>
+    <w:tmpl w:val="E0F22FB0"/>
+    <w:lvl w:ilvl="0">
+      <w:start w:val="1"/>
+      <w:numFmt w:val="bullet"/>
+      <w:lvlText w:val=""/>
+      <w:lvlJc w:val="left"/>
+      <w:pPr>
+        <w:tabs>
+          <w:tab w:val="num" w:pos="720"/>
+        </w:tabs>
+        <w:ind w:left="720" w:hanging="360"/>
+      </w:pPr>
+      <w:rPr>
+        <w:rFonts w:ascii="Symbol" w:hAnsi="Symbol" w:hint="default"/>
+        <w:sz w:val="20"/>
+      </w:rPr>
+    </w:lvl>
+    <w:lvl w:ilvl="1" w:tentative="1">
+      <w:start w:val="1"/>
+      <w:numFmt w:val="bullet"/>
+      <w:lvlText w:val="o"/>
+      <w:lvlJc w:val="left"/>
+      <w:pPr>
+        <w:tabs>
+          <w:tab w:val="num" w:pos="1440"/>
+        </w:tabs>
+        <w:ind w:left="1440" w:hanging="360"/>
+      </w:pPr>
+      <w:rPr>
+        <w:rFonts w:ascii="Courier New" w:hAnsi="Courier New" w:hint="default"/>
+        <w:sz w:val="20"/>
+      </w:rPr>
+    </w:lvl>
+    <w:lvl w:ilvl="2" w:tentative="1">
+      <w:start w:val="1"/>
+      <w:numFmt w:val="bullet"/>
+      <w:lvlText w:val=""/>
+      <w:lvlJc w:val="left"/>
+      <w:pPr>
+        <w:tabs>
+          <w:tab w:val="num" w:pos="2160"/>
+        </w:tabs>
+        <w:ind w:left="2160" w:hanging="360"/>
+      </w:pPr>
+      <w:rPr>
+        <w:rFonts w:ascii="Wingdings" w:hAnsi="Wingdings" w:hint="default"/>
+        <w:sz w:val="20"/>
+      </w:rPr>
+    </w:lvl>
+    <w:lvl w:ilvl="3" w:tentative="1">
+      <w:start w:val="1"/>
+      <w:numFmt w:val="bullet"/>
+      <w:lvlText w:val=""/>
+      <w:lvlJc w:val="left"/>
+      <w:pPr>
+        <w:tabs>
+          <w:tab w:val="num" w:pos="2880"/>
+        </w:tabs>
+        <w:ind w:left="2880" w:hanging="360"/>
+      </w:pPr>
+      <w:rPr>
+        <w:rFonts w:ascii="Wingdings" w:hAnsi="Wingdings" w:hint="default"/>
+        <w:sz w:val="20"/>
+      </w:rPr>
+    </w:lvl>
+    <w:lvl w:ilvl="4" w:tentative="1">
+      <w:start w:val="1"/>
+      <w:numFmt w:val="bullet"/>
+      <w:lvlText w:val=""/>
+      <w:lvlJc w:val="left"/>
+      <w:pPr>
+        <w:tabs>
+          <w:tab w:val="num" w:pos="3600"/>
+        </w:tabs>
+        <w:ind w:left="3600" w:hanging="360"/>
+      </w:pPr>
+      <w:rPr>
+        <w:rFonts w:ascii="Wingdings" w:hAnsi="Wingdings" w:hint="default"/>
+        <w:sz w:val="20"/>
+      </w:rPr>
+    </w:lvl>
+    <w:lvl w:ilvl="5" w:tentative="1">
+      <w:start w:val="1"/>
+      <w:numFmt w:val="bullet"/>
+      <w:lvlText w:val=""/>
+      <w:lvlJc w:val="left"/>
+      <w:pPr>
+        <w:tabs>
+          <w:tab w:val="num" w:pos="4320"/>
+        </w:tabs>
+        <w:ind w:left="4320" w:hanging="360"/>
+      </w:pPr>
+      <w:rPr>
+        <w:rFonts w:ascii="Wingdings" w:hAnsi="Wingdings" w:hint="default"/>
+        <w:sz w:val="20"/>
+      </w:rPr>
+    </w:lvl>
+    <w:lvl w:ilvl="6" w:tentative="1">
+      <w:start w:val="1"/>
+      <w:numFmt w:val="bullet"/>
+      <w:lvlText w:val=""/>
+      <w:lvlJc w:val="left"/>
+      <w:pPr>
+        <w:tabs>
+          <w:tab w:val="num" w:pos="5040"/>
+        </w:tabs>
+        <w:ind w:left="5040" w:hanging="360"/>
+      </w:pPr>
+      <w:rPr>
+        <w:rFonts w:ascii="Wingdings" w:hAnsi="Wingdings" w:hint="default"/>
+        <w:sz w:val="20"/>
+      </w:rPr>
+    </w:lvl>
+    <w:lvl w:ilvl="7" w:tentative="1">
+      <w:start w:val="1"/>
+      <w:numFmt w:val="bullet"/>
+      <w:lvlText w:val=""/>
+      <w:lvlJc w:val="left"/>
+      <w:pPr>
+        <w:tabs>
+          <w:tab w:val="num" w:pos="5760"/>
+        </w:tabs>
+        <w:ind w:left="5760" w:hanging="360"/>
+      </w:pPr>
+      <w:rPr>
+        <w:rFonts w:ascii="Wingdings" w:hAnsi="Wingdings" w:hint="default"/>
+        <w:sz w:val="20"/>
+      </w:rPr>
+    </w:lvl>
+    <w:lvl w:ilvl="8" w:tentative="1">
+      <w:start w:val="1"/>
+      <w:numFmt w:val="bullet"/>
+      <w:lvlText w:val=""/>
+      <w:lvlJc w:val="left"/>
+      <w:pPr>
+        <w:tabs>
+          <w:tab w:val="num" w:pos="6480"/>
+        </w:tabs>
+        <w:ind w:left="6480" w:hanging="360"/>
+      </w:pPr>
+      <w:rPr>
+        <w:rFonts w:ascii="Wingdings" w:hAnsi="Wingdings" w:hint="default"/>
+        <w:sz w:val="20"/>
+      </w:rPr>
+    </w:lvl>
+  </w:abstractNum>
+  <w:abstractNum w:abstractNumId="6" w15:restartNumberingAfterBreak="0">
     <w:nsid w:val="0FDC110F"/>
     <w:multiLevelType w:val="multilevel"/>
     <w:tmpl w:val="599E636C"/>
@@ -8819,7 +10982,7 @@
       </w:rPr>
     </w:lvl>
   </w:abstractNum>
-  <w:abstractNum w:abstractNumId="6" w15:restartNumberingAfterBreak="0">
+  <w:abstractNum w:abstractNumId="7" w15:restartNumberingAfterBreak="0">
     <w:nsid w:val="10456038"/>
     <w:multiLevelType w:val="multilevel"/>
     <w:tmpl w:val="3C04B0B8"/>
@@ -8968,7 +11131,7 @@
       </w:rPr>
     </w:lvl>
   </w:abstractNum>
-  <w:abstractNum w:abstractNumId="7" w15:restartNumberingAfterBreak="0">
+  <w:abstractNum w:abstractNumId="8" w15:restartNumberingAfterBreak="0">
     <w:nsid w:val="14984CDC"/>
     <w:multiLevelType w:val="multilevel"/>
     <w:tmpl w:val="96BAE844"/>
@@ -9117,7 +11280,7 @@
       </w:rPr>
     </w:lvl>
   </w:abstractNum>
-  <w:abstractNum w:abstractNumId="8" w15:restartNumberingAfterBreak="0">
+  <w:abstractNum w:abstractNumId="9" w15:restartNumberingAfterBreak="0">
     <w:nsid w:val="151749EE"/>
     <w:multiLevelType w:val="multilevel"/>
     <w:tmpl w:val="C7326874"/>
@@ -9262,7 +11425,7 @@
       </w:rPr>
     </w:lvl>
   </w:abstractNum>
-  <w:abstractNum w:abstractNumId="9" w15:restartNumberingAfterBreak="0">
+  <w:abstractNum w:abstractNumId="10" w15:restartNumberingAfterBreak="0">
     <w:nsid w:val="176F3B20"/>
     <w:multiLevelType w:val="multilevel"/>
     <w:tmpl w:val="D2824A2A"/>
@@ -9411,7 +11574,7 @@
       </w:rPr>
     </w:lvl>
   </w:abstractNum>
-  <w:abstractNum w:abstractNumId="10" w15:restartNumberingAfterBreak="0">
+  <w:abstractNum w:abstractNumId="11" w15:restartNumberingAfterBreak="0">
     <w:nsid w:val="18837DA8"/>
     <w:multiLevelType w:val="multilevel"/>
     <w:tmpl w:val="C2560E42"/>
@@ -9560,7 +11723,156 @@
       </w:rPr>
     </w:lvl>
   </w:abstractNum>
-  <w:abstractNum w:abstractNumId="11" w15:restartNumberingAfterBreak="0">
+  <w:abstractNum w:abstractNumId="12" w15:restartNumberingAfterBreak="0">
+    <w:nsid w:val="194B0CD2"/>
+    <w:multiLevelType w:val="multilevel"/>
+    <w:tmpl w:val="1910C56A"/>
+    <w:lvl w:ilvl="0">
+      <w:start w:val="1"/>
+      <w:numFmt w:val="bullet"/>
+      <w:lvlText w:val=""/>
+      <w:lvlJc w:val="left"/>
+      <w:pPr>
+        <w:tabs>
+          <w:tab w:val="num" w:pos="720"/>
+        </w:tabs>
+        <w:ind w:left="720" w:hanging="360"/>
+      </w:pPr>
+      <w:rPr>
+        <w:rFonts w:ascii="Symbol" w:hAnsi="Symbol" w:hint="default"/>
+        <w:sz w:val="20"/>
+      </w:rPr>
+    </w:lvl>
+    <w:lvl w:ilvl="1" w:tentative="1">
+      <w:start w:val="1"/>
+      <w:numFmt w:val="bullet"/>
+      <w:lvlText w:val="o"/>
+      <w:lvlJc w:val="left"/>
+      <w:pPr>
+        <w:tabs>
+          <w:tab w:val="num" w:pos="1440"/>
+        </w:tabs>
+        <w:ind w:left="1440" w:hanging="360"/>
+      </w:pPr>
+      <w:rPr>
+        <w:rFonts w:ascii="Courier New" w:hAnsi="Courier New" w:hint="default"/>
+        <w:sz w:val="20"/>
+      </w:rPr>
+    </w:lvl>
+    <w:lvl w:ilvl="2" w:tentative="1">
+      <w:start w:val="1"/>
+      <w:numFmt w:val="bullet"/>
+      <w:lvlText w:val=""/>
+      <w:lvlJc w:val="left"/>
+      <w:pPr>
+        <w:tabs>
+          <w:tab w:val="num" w:pos="2160"/>
+        </w:tabs>
+        <w:ind w:left="2160" w:hanging="360"/>
+      </w:pPr>
+      <w:rPr>
+        <w:rFonts w:ascii="Wingdings" w:hAnsi="Wingdings" w:hint="default"/>
+        <w:sz w:val="20"/>
+      </w:rPr>
+    </w:lvl>
+    <w:lvl w:ilvl="3" w:tentative="1">
+      <w:start w:val="1"/>
+      <w:numFmt w:val="bullet"/>
+      <w:lvlText w:val=""/>
+      <w:lvlJc w:val="left"/>
+      <w:pPr>
+        <w:tabs>
+          <w:tab w:val="num" w:pos="2880"/>
+        </w:tabs>
+        <w:ind w:left="2880" w:hanging="360"/>
+      </w:pPr>
+      <w:rPr>
+        <w:rFonts w:ascii="Wingdings" w:hAnsi="Wingdings" w:hint="default"/>
+        <w:sz w:val="20"/>
+      </w:rPr>
+    </w:lvl>
+    <w:lvl w:ilvl="4" w:tentative="1">
+      <w:start w:val="1"/>
+      <w:numFmt w:val="bullet"/>
+      <w:lvlText w:val=""/>
+      <w:lvlJc w:val="left"/>
+      <w:pPr>
+        <w:tabs>
+          <w:tab w:val="num" w:pos="3600"/>
+        </w:tabs>
+        <w:ind w:left="3600" w:hanging="360"/>
+      </w:pPr>
+      <w:rPr>
+        <w:rFonts w:ascii="Wingdings" w:hAnsi="Wingdings" w:hint="default"/>
+        <w:sz w:val="20"/>
+      </w:rPr>
+    </w:lvl>
+    <w:lvl w:ilvl="5" w:tentative="1">
+      <w:start w:val="1"/>
+      <w:numFmt w:val="bullet"/>
+      <w:lvlText w:val=""/>
+      <w:lvlJc w:val="left"/>
+      <w:pPr>
+        <w:tabs>
+          <w:tab w:val="num" w:pos="4320"/>
+        </w:tabs>
+        <w:ind w:left="4320" w:hanging="360"/>
+      </w:pPr>
+      <w:rPr>
+        <w:rFonts w:ascii="Wingdings" w:hAnsi="Wingdings" w:hint="default"/>
+        <w:sz w:val="20"/>
+      </w:rPr>
+    </w:lvl>
+    <w:lvl w:ilvl="6" w:tentative="1">
+      <w:start w:val="1"/>
+      <w:numFmt w:val="bullet"/>
+      <w:lvlText w:val=""/>
+      <w:lvlJc w:val="left"/>
+      <w:pPr>
+        <w:tabs>
+          <w:tab w:val="num" w:pos="5040"/>
+        </w:tabs>
+        <w:ind w:left="5040" w:hanging="360"/>
+      </w:pPr>
+      <w:rPr>
+        <w:rFonts w:ascii="Wingdings" w:hAnsi="Wingdings" w:hint="default"/>
+        <w:sz w:val="20"/>
+      </w:rPr>
+    </w:lvl>
+    <w:lvl w:ilvl="7" w:tentative="1">
+      <w:start w:val="1"/>
+      <w:numFmt w:val="bullet"/>
+      <w:lvlText w:val=""/>
+      <w:lvlJc w:val="left"/>
+      <w:pPr>
+        <w:tabs>
+          <w:tab w:val="num" w:pos="5760"/>
+        </w:tabs>
+        <w:ind w:left="5760" w:hanging="360"/>
+      </w:pPr>
+      <w:rPr>
+        <w:rFonts w:ascii="Wingdings" w:hAnsi="Wingdings" w:hint="default"/>
+        <w:sz w:val="20"/>
+      </w:rPr>
+    </w:lvl>
+    <w:lvl w:ilvl="8" w:tentative="1">
+      <w:start w:val="1"/>
+      <w:numFmt w:val="bullet"/>
+      <w:lvlText w:val=""/>
+      <w:lvlJc w:val="left"/>
+      <w:pPr>
+        <w:tabs>
+          <w:tab w:val="num" w:pos="6480"/>
+        </w:tabs>
+        <w:ind w:left="6480" w:hanging="360"/>
+      </w:pPr>
+      <w:rPr>
+        <w:rFonts w:ascii="Wingdings" w:hAnsi="Wingdings" w:hint="default"/>
+        <w:sz w:val="20"/>
+      </w:rPr>
+    </w:lvl>
+  </w:abstractNum>
+  <w:abstractNum w:abstractNumId="13" w15:restartNumberingAfterBreak="0">
     <w:nsid w:val="1B873F25"/>
     <w:multiLevelType w:val="multilevel"/>
     <w:tmpl w:val="50C28392"/>
@@ -9709,7 +12021,7 @@
       </w:rPr>
     </w:lvl>
   </w:abstractNum>
-  <w:abstractNum w:abstractNumId="12" w15:restartNumberingAfterBreak="0">
+  <w:abstractNum w:abstractNumId="14" w15:restartNumberingAfterBreak="0">
     <w:nsid w:val="1DEA4915"/>
     <w:multiLevelType w:val="multilevel"/>
     <w:tmpl w:val="B9D81588"/>
@@ -9822,7 +12134,7 @@
       </w:pPr>
     </w:lvl>
   </w:abstractNum>
-  <w:abstractNum w:abstractNumId="13" w15:restartNumberingAfterBreak="0">
+  <w:abstractNum w:abstractNumId="15" w15:restartNumberingAfterBreak="0">
     <w:nsid w:val="1FB80EC5"/>
     <w:multiLevelType w:val="multilevel"/>
     <w:tmpl w:val="7C648060"/>
@@ -9971,7 +12283,7 @@
       </w:rPr>
     </w:lvl>
   </w:abstractNum>
-  <w:abstractNum w:abstractNumId="14" w15:restartNumberingAfterBreak="0">
+  <w:abstractNum w:abstractNumId="16" w15:restartNumberingAfterBreak="0">
     <w:nsid w:val="2B4241F9"/>
     <w:multiLevelType w:val="multilevel"/>
     <w:tmpl w:val="4BCEAE90"/>
@@ -10120,7 +12432,156 @@
       </w:rPr>
     </w:lvl>
   </w:abstractNum>
-  <w:abstractNum w:abstractNumId="15" w15:restartNumberingAfterBreak="0">
+  <w:abstractNum w:abstractNumId="17" w15:restartNumberingAfterBreak="0">
+    <w:nsid w:val="2B580660"/>
+    <w:multiLevelType w:val="multilevel"/>
+    <w:tmpl w:val="641AA62E"/>
+    <w:lvl w:ilvl="0">
+      <w:start w:val="1"/>
+      <w:numFmt w:val="bullet"/>
+      <w:lvlText w:val=""/>
+      <w:lvlJc w:val="left"/>
+      <w:pPr>
+        <w:tabs>
+          <w:tab w:val="num" w:pos="720"/>
+        </w:tabs>
+        <w:ind w:left="720" w:hanging="360"/>
+      </w:pPr>
+      <w:rPr>
+        <w:rFonts w:ascii="Symbol" w:hAnsi="Symbol" w:hint="default"/>
+        <w:sz w:val="20"/>
+      </w:rPr>
+    </w:lvl>
+    <w:lvl w:ilvl="1">
+      <w:start w:val="1"/>
+      <w:numFmt w:val="bullet"/>
+      <w:lvlText w:val="o"/>
+      <w:lvlJc w:val="left"/>
+      <w:pPr>
+        <w:tabs>
+          <w:tab w:val="num" w:pos="1440"/>
+        </w:tabs>
+        <w:ind w:left="1440" w:hanging="360"/>
+      </w:pPr>
+      <w:rPr>
+        <w:rFonts w:ascii="Courier New" w:hAnsi="Courier New" w:hint="default"/>
+        <w:sz w:val="20"/>
+      </w:rPr>
+    </w:lvl>
+    <w:lvl w:ilvl="2" w:tentative="1">
+      <w:start w:val="1"/>
+      <w:numFmt w:val="bullet"/>
+      <w:lvlText w:val=""/>
+      <w:lvlJc w:val="left"/>
+      <w:pPr>
+        <w:tabs>
+          <w:tab w:val="num" w:pos="2160"/>
+        </w:tabs>
+        <w:ind w:left="2160" w:hanging="360"/>
+      </w:pPr>
+      <w:rPr>
+        <w:rFonts w:ascii="Wingdings" w:hAnsi="Wingdings" w:hint="default"/>
+        <w:sz w:val="20"/>
+      </w:rPr>
+    </w:lvl>
+    <w:lvl w:ilvl="3" w:tentative="1">
+      <w:start w:val="1"/>
+      <w:numFmt w:val="bullet"/>
+      <w:lvlText w:val=""/>
+      <w:lvlJc w:val="left"/>
+      <w:pPr>
+        <w:tabs>
+          <w:tab w:val="num" w:pos="2880"/>
+        </w:tabs>
+        <w:ind w:left="2880" w:hanging="360"/>
+      </w:pPr>
+      <w:rPr>
+        <w:rFonts w:ascii="Wingdings" w:hAnsi="Wingdings" w:hint="default"/>
+        <w:sz w:val="20"/>
+      </w:rPr>
+    </w:lvl>
+    <w:lvl w:ilvl="4" w:tentative="1">
+      <w:start w:val="1"/>
+      <w:numFmt w:val="bullet"/>
+      <w:lvlText w:val=""/>
+      <w:lvlJc w:val="left"/>
+      <w:pPr>
+        <w:tabs>
+          <w:tab w:val="num" w:pos="3600"/>
+        </w:tabs>
+        <w:ind w:left="3600" w:hanging="360"/>
+      </w:pPr>
+      <w:rPr>
+        <w:rFonts w:ascii="Wingdings" w:hAnsi="Wingdings" w:hint="default"/>
+        <w:sz w:val="20"/>
+      </w:rPr>
+    </w:lvl>
+    <w:lvl w:ilvl="5" w:tentative="1">
+      <w:start w:val="1"/>
+      <w:numFmt w:val="bullet"/>
+      <w:lvlText w:val=""/>
+      <w:lvlJc w:val="left"/>
+      <w:pPr>
+        <w:tabs>
+          <w:tab w:val="num" w:pos="4320"/>
+        </w:tabs>
+        <w:ind w:left="4320" w:hanging="360"/>
+      </w:pPr>
+      <w:rPr>
+        <w:rFonts w:ascii="Wingdings" w:hAnsi="Wingdings" w:hint="default"/>
+        <w:sz w:val="20"/>
+      </w:rPr>
+    </w:lvl>
+    <w:lvl w:ilvl="6" w:tentative="1">
+      <w:start w:val="1"/>
+      <w:numFmt w:val="bullet"/>
+      <w:lvlText w:val=""/>
+      <w:lvlJc w:val="left"/>
+      <w:pPr>
+        <w:tabs>
+          <w:tab w:val="num" w:pos="5040"/>
+        </w:tabs>
+        <w:ind w:left="5040" w:hanging="360"/>
+      </w:pPr>
+      <w:rPr>
+        <w:rFonts w:ascii="Wingdings" w:hAnsi="Wingdings" w:hint="default"/>
+        <w:sz w:val="20"/>
+      </w:rPr>
+    </w:lvl>
+    <w:lvl w:ilvl="7" w:tentative="1">
+      <w:start w:val="1"/>
+      <w:numFmt w:val="bullet"/>
+      <w:lvlText w:val=""/>
+      <w:lvlJc w:val="left"/>
+      <w:pPr>
+        <w:tabs>
+          <w:tab w:val="num" w:pos="5760"/>
+        </w:tabs>
+        <w:ind w:left="5760" w:hanging="360"/>
+      </w:pPr>
+      <w:rPr>
+        <w:rFonts w:ascii="Wingdings" w:hAnsi="Wingdings" w:hint="default"/>
+        <w:sz w:val="20"/>
+      </w:rPr>
+    </w:lvl>
+    <w:lvl w:ilvl="8" w:tentative="1">
+      <w:start w:val="1"/>
+      <w:numFmt w:val="bullet"/>
+      <w:lvlText w:val=""/>
+      <w:lvlJc w:val="left"/>
+      <w:pPr>
+        <w:tabs>
+          <w:tab w:val="num" w:pos="6480"/>
+        </w:tabs>
+        <w:ind w:left="6480" w:hanging="360"/>
+      </w:pPr>
+      <w:rPr>
+        <w:rFonts w:ascii="Wingdings" w:hAnsi="Wingdings" w:hint="default"/>
+        <w:sz w:val="20"/>
+      </w:rPr>
+    </w:lvl>
+  </w:abstractNum>
+  <w:abstractNum w:abstractNumId="18" w15:restartNumberingAfterBreak="0">
     <w:nsid w:val="2C6B4721"/>
     <w:multiLevelType w:val="multilevel"/>
     <w:tmpl w:val="DEC81B1E"/>
@@ -10233,7 +12694,120 @@
       </w:pPr>
     </w:lvl>
   </w:abstractNum>
-  <w:abstractNum w:abstractNumId="16" w15:restartNumberingAfterBreak="0">
+  <w:abstractNum w:abstractNumId="19" w15:restartNumberingAfterBreak="0">
+    <w:nsid w:val="2EF061EB"/>
+    <w:multiLevelType w:val="multilevel"/>
+    <w:tmpl w:val="6434B3AE"/>
+    <w:lvl w:ilvl="0">
+      <w:start w:val="1"/>
+      <w:numFmt w:val="decimal"/>
+      <w:lvlText w:val="%1."/>
+      <w:lvlJc w:val="left"/>
+      <w:pPr>
+        <w:tabs>
+          <w:tab w:val="num" w:pos="720"/>
+        </w:tabs>
+        <w:ind w:left="720" w:hanging="360"/>
+      </w:pPr>
+    </w:lvl>
+    <w:lvl w:ilvl="1" w:tentative="1">
+      <w:start w:val="1"/>
+      <w:numFmt w:val="decimal"/>
+      <w:lvlText w:val="%2."/>
+      <w:lvlJc w:val="left"/>
+      <w:pPr>
+        <w:tabs>
+          <w:tab w:val="num" w:pos="1440"/>
+        </w:tabs>
+        <w:ind w:left="1440" w:hanging="360"/>
+      </w:pPr>
+    </w:lvl>
+    <w:lvl w:ilvl="2" w:tentative="1">
+      <w:start w:val="1"/>
+      <w:numFmt w:val="decimal"/>
+      <w:lvlText w:val="%3."/>
+      <w:lvlJc w:val="left"/>
+      <w:pPr>
+        <w:tabs>
+          <w:tab w:val="num" w:pos="2160"/>
+        </w:tabs>
+        <w:ind w:left="2160" w:hanging="360"/>
+      </w:pPr>
+    </w:lvl>
+    <w:lvl w:ilvl="3" w:tentative="1">
+      <w:start w:val="1"/>
+      <w:numFmt w:val="decimal"/>
+      <w:lvlText w:val="%4."/>
+      <w:lvlJc w:val="left"/>
+      <w:pPr>
+        <w:tabs>
+          <w:tab w:val="num" w:pos="2880"/>
+        </w:tabs>
+        <w:ind w:left="2880" w:hanging="360"/>
+      </w:pPr>
+    </w:lvl>
+    <w:lvl w:ilvl="4" w:tentative="1">
+      <w:start w:val="1"/>
+      <w:numFmt w:val="decimal"/>
+      <w:lvlText w:val="%5."/>
+      <w:lvlJc w:val="left"/>
+      <w:pPr>
+        <w:tabs>
+          <w:tab w:val="num" w:pos="3600"/>
+        </w:tabs>
+        <w:ind w:left="3600" w:hanging="360"/>
+      </w:pPr>
+    </w:lvl>
+    <w:lvl w:ilvl="5" w:tentative="1">
+      <w:start w:val="1"/>
+      <w:numFmt w:val="decimal"/>
+      <w:lvlText w:val="%6."/>
+      <w:lvlJc w:val="left"/>
+      <w:pPr>
+        <w:tabs>
+          <w:tab w:val="num" w:pos="4320"/>
+        </w:tabs>
+        <w:ind w:left="4320" w:hanging="360"/>
+      </w:pPr>
+    </w:lvl>
+    <w:lvl w:ilvl="6" w:tentative="1">
+      <w:start w:val="1"/>
+      <w:numFmt w:val="decimal"/>
+      <w:lvlText w:val="%7."/>
+      <w:lvlJc w:val="left"/>
+      <w:pPr>
+        <w:tabs>
+          <w:tab w:val="num" w:pos="5040"/>
+        </w:tabs>
+        <w:ind w:left="5040" w:hanging="360"/>
+      </w:pPr>
+    </w:lvl>
+    <w:lvl w:ilvl="7" w:tentative="1">
+      <w:start w:val="1"/>
+      <w:numFmt w:val="decimal"/>
+      <w:lvlText w:val="%8."/>
+      <w:lvlJc w:val="left"/>
+      <w:pPr>
+        <w:tabs>
+          <w:tab w:val="num" w:pos="5760"/>
+        </w:tabs>
+        <w:ind w:left="5760" w:hanging="360"/>
+      </w:pPr>
+    </w:lvl>
+    <w:lvl w:ilvl="8" w:tentative="1">
+      <w:start w:val="1"/>
+      <w:numFmt w:val="decimal"/>
+      <w:lvlText w:val="%9."/>
+      <w:lvlJc w:val="left"/>
+      <w:pPr>
+        <w:tabs>
+          <w:tab w:val="num" w:pos="6480"/>
+        </w:tabs>
+        <w:ind w:left="6480" w:hanging="360"/>
+      </w:pPr>
+    </w:lvl>
+  </w:abstractNum>
+  <w:abstractNum w:abstractNumId="20" w15:restartNumberingAfterBreak="0">
     <w:nsid w:val="31194D74"/>
     <w:multiLevelType w:val="multilevel"/>
     <w:tmpl w:val="3D52CC1E"/>
@@ -10382,7 +12956,7 @@
       </w:rPr>
     </w:lvl>
   </w:abstractNum>
-  <w:abstractNum w:abstractNumId="17" w15:restartNumberingAfterBreak="0">
+  <w:abstractNum w:abstractNumId="21" w15:restartNumberingAfterBreak="0">
     <w:nsid w:val="35676988"/>
     <w:multiLevelType w:val="multilevel"/>
     <w:tmpl w:val="9A96F952"/>
@@ -10531,7 +13105,7 @@
       </w:rPr>
     </w:lvl>
   </w:abstractNum>
-  <w:abstractNum w:abstractNumId="18" w15:restartNumberingAfterBreak="0">
+  <w:abstractNum w:abstractNumId="22" w15:restartNumberingAfterBreak="0">
     <w:nsid w:val="3EE4798B"/>
     <w:multiLevelType w:val="multilevel"/>
     <w:tmpl w:val="1A4E9D88"/>
@@ -10680,7 +13254,7 @@
       </w:rPr>
     </w:lvl>
   </w:abstractNum>
-  <w:abstractNum w:abstractNumId="19" w15:restartNumberingAfterBreak="0">
+  <w:abstractNum w:abstractNumId="23" w15:restartNumberingAfterBreak="0">
     <w:nsid w:val="42F31C6F"/>
     <w:multiLevelType w:val="multilevel"/>
     <w:tmpl w:val="F99A1CDA"/>
@@ -10793,7 +13367,7 @@
       </w:pPr>
     </w:lvl>
   </w:abstractNum>
-  <w:abstractNum w:abstractNumId="20" w15:restartNumberingAfterBreak="0">
+  <w:abstractNum w:abstractNumId="24" w15:restartNumberingAfterBreak="0">
     <w:nsid w:val="4D417466"/>
     <w:multiLevelType w:val="multilevel"/>
     <w:tmpl w:val="641C166C"/>
@@ -10942,7 +13516,7 @@
       </w:rPr>
     </w:lvl>
   </w:abstractNum>
-  <w:abstractNum w:abstractNumId="21" w15:restartNumberingAfterBreak="0">
+  <w:abstractNum w:abstractNumId="25" w15:restartNumberingAfterBreak="0">
     <w:nsid w:val="54DC4AFD"/>
     <w:multiLevelType w:val="multilevel"/>
     <w:tmpl w:val="1EE8151E"/>
@@ -11091,7 +13665,7 @@
       </w:rPr>
     </w:lvl>
   </w:abstractNum>
-  <w:abstractNum w:abstractNumId="22" w15:restartNumberingAfterBreak="0">
+  <w:abstractNum w:abstractNumId="26" w15:restartNumberingAfterBreak="0">
     <w:nsid w:val="5AD85569"/>
     <w:multiLevelType w:val="multilevel"/>
     <w:tmpl w:val="CEA04CBE"/>
@@ -11240,7 +13814,7 @@
       </w:rPr>
     </w:lvl>
   </w:abstractNum>
-  <w:abstractNum w:abstractNumId="23" w15:restartNumberingAfterBreak="0">
+  <w:abstractNum w:abstractNumId="27" w15:restartNumberingAfterBreak="0">
     <w:nsid w:val="5B807E68"/>
     <w:multiLevelType w:val="multilevel"/>
     <w:tmpl w:val="4F96A026"/>
@@ -11389,7 +13963,7 @@
       </w:rPr>
     </w:lvl>
   </w:abstractNum>
-  <w:abstractNum w:abstractNumId="24" w15:restartNumberingAfterBreak="0">
+  <w:abstractNum w:abstractNumId="28" w15:restartNumberingAfterBreak="0">
     <w:nsid w:val="5C3E75E6"/>
     <w:multiLevelType w:val="multilevel"/>
     <w:tmpl w:val="B76C33D2"/>
@@ -11538,7 +14112,7 @@
       </w:rPr>
     </w:lvl>
   </w:abstractNum>
-  <w:abstractNum w:abstractNumId="25" w15:restartNumberingAfterBreak="0">
+  <w:abstractNum w:abstractNumId="29" w15:restartNumberingAfterBreak="0">
     <w:nsid w:val="5C7128C5"/>
     <w:multiLevelType w:val="multilevel"/>
     <w:tmpl w:val="B46E7918"/>
@@ -11651,7 +14225,7 @@
       </w:pPr>
     </w:lvl>
   </w:abstractNum>
-  <w:abstractNum w:abstractNumId="26" w15:restartNumberingAfterBreak="0">
+  <w:abstractNum w:abstractNumId="30" w15:restartNumberingAfterBreak="0">
     <w:nsid w:val="61E73812"/>
     <w:multiLevelType w:val="multilevel"/>
     <w:tmpl w:val="9A482552"/>
@@ -11764,7 +14338,7 @@
       </w:pPr>
     </w:lvl>
   </w:abstractNum>
-  <w:abstractNum w:abstractNumId="27" w15:restartNumberingAfterBreak="0">
+  <w:abstractNum w:abstractNumId="31" w15:restartNumberingAfterBreak="0">
     <w:nsid w:val="6E103158"/>
     <w:multiLevelType w:val="multilevel"/>
     <w:tmpl w:val="5FFA6276"/>
@@ -11913,7 +14487,7 @@
       </w:rPr>
     </w:lvl>
   </w:abstractNum>
-  <w:abstractNum w:abstractNumId="28" w15:restartNumberingAfterBreak="0">
+  <w:abstractNum w:abstractNumId="32" w15:restartNumberingAfterBreak="0">
     <w:nsid w:val="7280793B"/>
     <w:multiLevelType w:val="multilevel"/>
     <w:tmpl w:val="58A4EEA8"/>
@@ -12062,7 +14636,7 @@
       </w:rPr>
     </w:lvl>
   </w:abstractNum>
-  <w:abstractNum w:abstractNumId="29" w15:restartNumberingAfterBreak="0">
+  <w:abstractNum w:abstractNumId="33" w15:restartNumberingAfterBreak="0">
     <w:nsid w:val="77251803"/>
     <w:multiLevelType w:val="multilevel"/>
     <w:tmpl w:val="B784D31A"/>
@@ -12211,7 +14785,7 @@
       </w:rPr>
     </w:lvl>
   </w:abstractNum>
-  <w:abstractNum w:abstractNumId="30" w15:restartNumberingAfterBreak="0">
+  <w:abstractNum w:abstractNumId="34" w15:restartNumberingAfterBreak="0">
     <w:nsid w:val="7D992131"/>
     <w:multiLevelType w:val="multilevel"/>
     <w:tmpl w:val="132275BA"/>
@@ -12360,7 +14934,7 @@
       </w:rPr>
     </w:lvl>
   </w:abstractNum>
-  <w:abstractNum w:abstractNumId="31" w15:restartNumberingAfterBreak="0">
+  <w:abstractNum w:abstractNumId="35" w15:restartNumberingAfterBreak="0">
     <w:nsid w:val="7FC034D9"/>
     <w:multiLevelType w:val="multilevel"/>
     <w:tmpl w:val="3CB45788"/>
@@ -12506,100 +15080,112 @@
     </w:lvl>
   </w:abstractNum>
   <w:num w:numId="1" w16cid:durableId="2075394362">
+    <w:abstractNumId w:val="29"/>
+  </w:num>
+  <w:num w:numId="2" w16cid:durableId="1488672851">
+    <w:abstractNumId w:val="18"/>
+  </w:num>
+  <w:num w:numId="3" w16cid:durableId="623272868">
+    <w:abstractNumId w:val="14"/>
+  </w:num>
+  <w:num w:numId="4" w16cid:durableId="524248924">
+    <w:abstractNumId w:val="30"/>
+  </w:num>
+  <w:num w:numId="5" w16cid:durableId="43023396">
+    <w:abstractNumId w:val="34"/>
+  </w:num>
+  <w:num w:numId="6" w16cid:durableId="1129473055">
     <w:abstractNumId w:val="25"/>
   </w:num>
-  <w:num w:numId="2" w16cid:durableId="1488672851">
-    <w:abstractNumId w:val="15"/>
-  </w:num>
-  <w:num w:numId="3" w16cid:durableId="623272868">
-    <w:abstractNumId w:val="12"/>
-  </w:num>
-  <w:num w:numId="4" w16cid:durableId="524248924">
-    <w:abstractNumId w:val="26"/>
-  </w:num>
-  <w:num w:numId="5" w16cid:durableId="43023396">
-    <w:abstractNumId w:val="30"/>
-  </w:num>
-  <w:num w:numId="6" w16cid:durableId="1129473055">
-    <w:abstractNumId w:val="21"/>
-  </w:num>
   <w:num w:numId="7" w16cid:durableId="872958026">
-    <w:abstractNumId w:val="31"/>
+    <w:abstractNumId w:val="35"/>
   </w:num>
   <w:num w:numId="8" w16cid:durableId="500435776">
     <w:abstractNumId w:val="1"/>
   </w:num>
   <w:num w:numId="9" w16cid:durableId="193857455">
-    <w:abstractNumId w:val="19"/>
+    <w:abstractNumId w:val="23"/>
   </w:num>
   <w:num w:numId="10" w16cid:durableId="1605308878">
-    <w:abstractNumId w:val="5"/>
+    <w:abstractNumId w:val="6"/>
   </w:num>
   <w:num w:numId="11" w16cid:durableId="75632463">
-    <w:abstractNumId w:val="7"/>
+    <w:abstractNumId w:val="8"/>
   </w:num>
   <w:num w:numId="12" w16cid:durableId="1464617933">
     <w:abstractNumId w:val="4"/>
   </w:num>
   <w:num w:numId="13" w16cid:durableId="1078096375">
-    <w:abstractNumId w:val="22"/>
+    <w:abstractNumId w:val="26"/>
   </w:num>
   <w:num w:numId="14" w16cid:durableId="871305266">
-    <w:abstractNumId w:val="23"/>
+    <w:abstractNumId w:val="27"/>
   </w:num>
   <w:num w:numId="15" w16cid:durableId="2055153330">
-    <w:abstractNumId w:val="6"/>
+    <w:abstractNumId w:val="7"/>
   </w:num>
   <w:num w:numId="16" w16cid:durableId="1992101942">
-    <w:abstractNumId w:val="11"/>
+    <w:abstractNumId w:val="13"/>
   </w:num>
   <w:num w:numId="17" w16cid:durableId="1483426381">
     <w:abstractNumId w:val="3"/>
   </w:num>
   <w:num w:numId="18" w16cid:durableId="1140659878">
-    <w:abstractNumId w:val="17"/>
+    <w:abstractNumId w:val="21"/>
   </w:num>
   <w:num w:numId="19" w16cid:durableId="1171873382">
+    <w:abstractNumId w:val="10"/>
+  </w:num>
+  <w:num w:numId="20" w16cid:durableId="1965966296">
+    <w:abstractNumId w:val="22"/>
+  </w:num>
+  <w:num w:numId="21" w16cid:durableId="711199317">
+    <w:abstractNumId w:val="32"/>
+  </w:num>
+  <w:num w:numId="22" w16cid:durableId="1309020028">
     <w:abstractNumId w:val="9"/>
   </w:num>
-  <w:num w:numId="20" w16cid:durableId="1965966296">
-    <w:abstractNumId w:val="18"/>
+  <w:num w:numId="23" w16cid:durableId="1023089304">
+    <w:abstractNumId w:val="16"/>
   </w:num>
-  <w:num w:numId="21" w16cid:durableId="711199317">
+  <w:num w:numId="24" w16cid:durableId="565065100">
+    <w:abstractNumId w:val="33"/>
+  </w:num>
+  <w:num w:numId="25" w16cid:durableId="1067076158">
     <w:abstractNumId w:val="28"/>
   </w:num>
-  <w:num w:numId="22" w16cid:durableId="1309020028">
-    <w:abstractNumId w:val="8"/>
-  </w:num>
-  <w:num w:numId="23" w16cid:durableId="1023089304">
-    <w:abstractNumId w:val="14"/>
-  </w:num>
-  <w:num w:numId="24" w16cid:durableId="565065100">
-    <w:abstractNumId w:val="29"/>
-  </w:num>
-  <w:num w:numId="25" w16cid:durableId="1067076158">
-    <w:abstractNumId w:val="24"/>
-  </w:num>
   <w:num w:numId="26" w16cid:durableId="1881473051">
-    <w:abstractNumId w:val="27"/>
+    <w:abstractNumId w:val="31"/>
   </w:num>
   <w:num w:numId="27" w16cid:durableId="415900680">
-    <w:abstractNumId w:val="16"/>
+    <w:abstractNumId w:val="20"/>
   </w:num>
   <w:num w:numId="28" w16cid:durableId="619066952">
     <w:abstractNumId w:val="0"/>
   </w:num>
   <w:num w:numId="29" w16cid:durableId="545217547">
-    <w:abstractNumId w:val="10"/>
+    <w:abstractNumId w:val="11"/>
   </w:num>
   <w:num w:numId="30" w16cid:durableId="1313801153">
-    <w:abstractNumId w:val="20"/>
+    <w:abstractNumId w:val="24"/>
   </w:num>
   <w:num w:numId="31" w16cid:durableId="1061173718">
-    <w:abstractNumId w:val="13"/>
+    <w:abstractNumId w:val="15"/>
   </w:num>
   <w:num w:numId="32" w16cid:durableId="1793547590">
     <w:abstractNumId w:val="2"/>
+  </w:num>
+  <w:num w:numId="33" w16cid:durableId="1783453365">
+    <w:abstractNumId w:val="5"/>
+  </w:num>
+  <w:num w:numId="34" w16cid:durableId="1859388677">
+    <w:abstractNumId w:val="17"/>
+  </w:num>
+  <w:num w:numId="35" w16cid:durableId="24210089">
+    <w:abstractNumId w:val="12"/>
+  </w:num>
+  <w:num w:numId="36" w16cid:durableId="1379207041">
+    <w:abstractNumId w:val="19"/>
   </w:num>
 </w:numbering>
 </file>
@@ -13207,6 +15793,7 @@
   <w:style w:type="character" w:default="1" w:styleId="DefaultParagraphFont">
     <w:name w:val="Default Paragraph Font"/>
     <w:uiPriority w:val="1"/>
+    <w:semiHidden/>
     <w:unhideWhenUsed/>
   </w:style>
   <w:style w:type="table" w:default="1" w:styleId="TableNormal">
